--- a/src/Tests/Inputs/wedding/09/input.docx
+++ b/src/Tests/Inputs/wedding/09/input.docx
@@ -1,6 +1,6 @@
 
 <file path=word/document.xml><?xml version="1.0" encoding="utf-8"?>
-<w:document xmlns:wpc="http://schemas.microsoft.com/office/word/2010/wordprocessingCanvas" xmlns:cx="http://schemas.microsoft.com/office/drawing/2014/chartex" xmlns:cx1="http://schemas.microsoft.com/office/drawing/2015/9/8/chartex" xmlns:cx2="http://schemas.microsoft.com/office/drawing/2015/10/21/chartex" xmlns:cx3="http://schemas.microsoft.com/office/drawing/2016/5/9/chartex" xmlns:cx4="http://schemas.microsoft.com/office/drawing/2016/5/10/chartex" xmlns:cx5="http://schemas.microsoft.com/office/drawing/2016/5/11/chartex" xmlns:cx6="http://schemas.microsoft.com/office/drawing/2016/5/12/chartex" xmlns:cx7="http://schemas.microsoft.com/office/drawing/2016/5/13/chartex" xmlns:cx8="http://schemas.microsoft.com/office/drawing/2016/5/14/chartex" xmlns:mc="http://schemas.openxmlformats.org/markup-compatibility/2006" xmlns:aink="http://schemas.microsoft.com/office/drawing/2016/ink" xmlns:am3d="http://schemas.microsoft.com/office/drawing/2017/model3d" xmlns:o="urn:schemas-microsoft-com:office:office" xmlns:oel="http://schemas.microsoft.com/office/2019/extlst" xmlns:r="http://schemas.openxmlformats.org/officeDocument/2006/relationships" xmlns:m="http://schemas.openxmlformats.org/officeDocument/2006/math" xmlns:v="urn:schemas-microsoft-com:vml" xmlns:wp14="http://schemas.microsoft.com/office/word/2010/wordprocessingDrawing" xmlns:wp="http://schemas.openxmlformats.org/drawingml/2006/wordprocessingDrawing" xmlns:w10="urn:schemas-microsoft-com:office:word" xmlns:w="http://schemas.openxmlformats.org/wordprocessingml/2006/main" xmlns:w14="http://schemas.microsoft.com/office/word/2010/wordml" xmlns:w15="http://schemas.microsoft.com/office/word/2012/wordml" xmlns:w16cex="http://schemas.microsoft.com/office/word/2018/wordml/cex" xmlns:w16cid="http://schemas.microsoft.com/office/word/2016/wordml/cid" xmlns:w16="http://schemas.microsoft.com/office/word/2018/wordml" xmlns:w16du="http://schemas.microsoft.com/office/word/2023/wordml/word16du" xmlns:w16sdtdh="http://schemas.microsoft.com/office/word/2020/wordml/sdtdatahash" xmlns:w16se="http://schemas.microsoft.com/office/word/2015/wordml/symex" xmlns:wpg="http://schemas.microsoft.com/office/word/2010/wordprocessingGroup" xmlns:wpi="http://schemas.microsoft.com/office/word/2010/wordprocessingInk" xmlns:wne="http://schemas.microsoft.com/office/word/2006/wordml" xmlns:wps="http://schemas.microsoft.com/office/word/2010/wordprocessingShape" mc:Ignorable="w14 w15 w16se w16cid w16 w16cex w16sdtdh w16du wp14">
+<w:document xmlns:a="http://schemas.openxmlformats.org/drawingml/2006/main" xmlns:adec="http://schemas.microsoft.com/office/drawing/2017/decorative" xmlns:pic="http://schemas.openxmlformats.org/drawingml/2006/picture" xmlns:a16="http://schemas.microsoft.com/office/drawing/2014/main" xmlns:a14="http://schemas.microsoft.com/office/drawing/2010/main" xmlns:wpc="http://schemas.microsoft.com/office/word/2010/wordprocessingCanvas" xmlns:cx="http://schemas.microsoft.com/office/drawing/2014/chartex" xmlns:cx1="http://schemas.microsoft.com/office/drawing/2015/9/8/chartex" xmlns:cx2="http://schemas.microsoft.com/office/drawing/2015/10/21/chartex" xmlns:cx3="http://schemas.microsoft.com/office/drawing/2016/5/9/chartex" xmlns:cx4="http://schemas.microsoft.com/office/drawing/2016/5/10/chartex" xmlns:cx5="http://schemas.microsoft.com/office/drawing/2016/5/11/chartex" xmlns:cx6="http://schemas.microsoft.com/office/drawing/2016/5/12/chartex" xmlns:cx7="http://schemas.microsoft.com/office/drawing/2016/5/13/chartex" xmlns:cx8="http://schemas.microsoft.com/office/drawing/2016/5/14/chartex" xmlns:mc="http://schemas.openxmlformats.org/markup-compatibility/2006" xmlns:aink="http://schemas.microsoft.com/office/drawing/2016/ink" xmlns:am3d="http://schemas.microsoft.com/office/drawing/2017/model3d" xmlns:o="urn:schemas-microsoft-com:office:office" xmlns:oel="http://schemas.microsoft.com/office/2019/extlst" xmlns:r="http://schemas.openxmlformats.org/officeDocument/2006/relationships" xmlns:m="http://schemas.openxmlformats.org/officeDocument/2006/math" xmlns:v="urn:schemas-microsoft-com:vml" xmlns:wp14="http://schemas.microsoft.com/office/word/2010/wordprocessingDrawing" xmlns:wp="http://schemas.openxmlformats.org/drawingml/2006/wordprocessingDrawing" xmlns:w10="urn:schemas-microsoft-com:office:word" xmlns:w="http://schemas.openxmlformats.org/wordprocessingml/2006/main" xmlns:w14="http://schemas.microsoft.com/office/word/2010/wordml" xmlns:w15="http://schemas.microsoft.com/office/word/2012/wordml" xmlns:w16cex="http://schemas.microsoft.com/office/word/2018/wordml/cex" xmlns:w16cid="http://schemas.microsoft.com/office/word/2016/wordml/cid" xmlns:w16="http://schemas.microsoft.com/office/word/2018/wordml" xmlns:w16du="http://schemas.microsoft.com/office/word/2023/wordml/word16du" xmlns:w16sdtdh="http://schemas.microsoft.com/office/word/2020/wordml/sdtdatahash" xmlns:w16se="http://schemas.microsoft.com/office/word/2015/wordml/symex" xmlns:wpg="http://schemas.microsoft.com/office/word/2010/wordprocessingGroup" xmlns:wpi="http://schemas.microsoft.com/office/word/2010/wordprocessingInk" xmlns:wne="http://schemas.microsoft.com/office/word/2006/wordml" xmlns:wps="http://schemas.microsoft.com/office/word/2010/wordprocessingShape" mc:Ignorable="w14 w15 w16se w16cid w16 w16cex w16sdtdh w16du wp14">
   <w:body>
     <w:p>
       <w:r>
@@ -10,7 +10,7 @@
         <mc:AlternateContent>
           <mc:Choice Requires="wpg">
             <w:drawing>
-              <wp:anchor distT="0" distB="0" distL="114300" distR="114300" simplePos="0" relativeHeight="251665408" behindDoc="1" locked="1" layoutInCell="1" allowOverlap="1" wp14:anchorId="5F5B74B3" wp14:editId="25E49308">
+              <wp:anchor distT="0" distB="0" distL="114300" distR="114300" simplePos="0" relativeHeight="251665408" behindDoc="1" locked="1" layoutInCell="1" allowOverlap="1" wp14:editId="25E49308" wp14:anchorId="5F5B74B3">
                 <wp:simplePos x="0" y="0"/>
                 <wp:positionH relativeFrom="column">
                   <wp:posOffset>-252095</wp:posOffset>
@@ -402,9 +402,9 @@
           </mc:Choice>
           <mc:Fallback>
             <w:pict>
-              <v:group w14:anchorId="28FCEC88" id="Group 2" o:spid="_x0000_s1026" alt="&quot;&quot;" style="position:absolute;margin-left:-19.85pt;margin-top:0;width:612pt;height:11in;z-index:-251651072" coordsize="77724,100584" o:gfxdata="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">
-                <v:group id="Group 227491180" o:spid="_x0000_s1027" alt="&quot;&quot;" style="position:absolute;left:3255;top:3463;width:71598;height:94183" coordsize="71615,94138" o:gfxdata="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">
-                  <v:shapetype id="_x0000_t75" coordsize="21600,21600" o:spt="75" o:preferrelative="t" path="m@4@5l@4@11@9@11@9@5xe" filled="f" stroked="f">
+              <v:group id="Group 2" style="position:absolute;margin-left:-19.85pt;margin-top:0;width:612pt;height:11in;z-index:-251651072" alt="&quot;&quot;" coordsize="77724,100584" o:spid="_x0000_s1026" o:gfxdata="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" w14:anchorId="28FCEC88">
+                <v:group id="Group 227491180" style="position:absolute;left:3255;top:3463;width:71598;height:94183" alt="&quot;&quot;" coordsize="71615,94138" o:spid="_x0000_s1027" o:gfxdata="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">
+                  <v:shapetype id="_x0000_t75" coordsize="21600,21600" filled="f" stroked="f" o:spt="75" o:preferrelative="t" path="m@4@5l@4@11@9@11@9@5xe">
                     <v:stroke joinstyle="miter"/>
                     <v:formulas>
                       <v:f eqn="if lineDrawn pixelLineWidth 0"/>
@@ -420,33 +420,33 @@
                       <v:f eqn="prod @7 21600 pixelHeight"/>
                       <v:f eqn="sum @10 21600 0"/>
                     </v:formulas>
-                    <v:path o:extrusionok="f" gradientshapeok="t" o:connecttype="rect"/>
+                    <v:path gradientshapeok="t" o:connecttype="rect" o:extrusionok="f"/>
                     <o:lock v:ext="edit" aspectratio="t"/>
                   </v:shapetype>
-                  <v:shape id="Picture 224624816" o:spid="_x0000_s1028" type="#_x0000_t75" alt="Abstract flower pattern" style="position:absolute;left:53816;width:13589;height:19913;visibility:visible;mso-wrap-style:square" o:gfxdata="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">
-                    <v:imagedata r:id="rId14" o:title="Abstract flower pattern"/>
+                  <v:shape id="Picture 224624816" style="position:absolute;left:53816;width:13589;height:19913;visibility:visible;mso-wrap-style:square" alt="Abstract flower pattern" o:spid="_x0000_s1028" type="#_x0000_t75" o:gfxdata="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">
+                    <v:imagedata o:title="Abstract flower pattern" r:id="rId14"/>
                   </v:shape>
-                  <v:shape id="Picture 1513569238" o:spid="_x0000_s1029" type="#_x0000_t75" alt="Abstract flower pattern" style="position:absolute;left:62103;top:3048;width:9512;height:14522;rotation:180;flip:x y;visibility:visible;mso-wrap-style:square" coordsize="658203,1004866" o:gfxdata="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" path="m,l658203,r,1004866l,1004866,,xe">
-                    <v:imagedata r:id="rId15" o:title="Abstract flower pattern"/>
+                  <v:shape id="Picture 1513569238" style="position:absolute;left:62103;top:3048;width:9512;height:14522;rotation:180;flip:x y;visibility:visible;mso-wrap-style:square" alt="Abstract flower pattern" coordsize="658203,1004866" o:spid="_x0000_s1029" type="#_x0000_t75" path="m,l658203,r,1004866l,1004866,,xe" o:gfxdata="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">
+                    <v:imagedata o:title="Abstract flower pattern" r:id="rId15"/>
                     <v:formulas/>
-                    <v:path o:extrusionok="t" o:connecttype="custom" o:connectlocs="0,0;951230,0;951230,1452245;0,1452245" o:connectangles="0,0,0,0"/>
+                    <v:path o:connecttype="custom" o:connectlocs="0,0;951230,0;951230,1452245;0,1452245" o:connectangles="0,0,0,0" o:extrusionok="t"/>
                   </v:shape>
-                  <v:shape id="Picture 383231840" o:spid="_x0000_s1030" type="#_x0000_t75" alt="Abstract flower pattern" style="position:absolute;top:22574;width:12763;height:23749;rotation:180;flip:x;visibility:visible;mso-wrap-style:square" o:gfxdata="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">
-                    <v:imagedata r:id="rId16" o:title="Abstract flower pattern"/>
+                  <v:shape id="Picture 383231840" style="position:absolute;top:22574;width:12763;height:23749;rotation:180;flip:x;visibility:visible;mso-wrap-style:square" alt="Abstract flower pattern" o:spid="_x0000_s1030" type="#_x0000_t75" o:gfxdata="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">
+                    <v:imagedata o:title="Abstract flower pattern" r:id="rId16"/>
                   </v:shape>
-                  <v:shape id="Picture 1402670841" o:spid="_x0000_s1031" type="#_x0000_t75" alt="Abstract flower pattern" style="position:absolute;left:53816;top:47910;width:13589;height:19914;visibility:visible;mso-wrap-style:square" o:gfxdata="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">
-                    <v:imagedata r:id="rId14" o:title="Abstract flower pattern"/>
+                  <v:shape id="Picture 1402670841" style="position:absolute;left:53816;top:47910;width:13589;height:19914;visibility:visible;mso-wrap-style:square" alt="Abstract flower pattern" o:spid="_x0000_s1031" type="#_x0000_t75" o:gfxdata="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">
+                    <v:imagedata o:title="Abstract flower pattern" r:id="rId14"/>
                   </v:shape>
-                  <v:shape id="Picture 1380091544" o:spid="_x0000_s1032" type="#_x0000_t75" alt="Abstract flower pattern" style="position:absolute;left:62103;top:50863;width:9512;height:14522;rotation:180;flip:x y;visibility:visible;mso-wrap-style:square" coordsize="658203,1004866" o:gfxdata="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" path="m,l658203,r,1004866l,1004866,,xe">
-                    <v:imagedata r:id="rId15" o:title="Abstract flower pattern"/>
+                  <v:shape id="Picture 1380091544" style="position:absolute;left:62103;top:50863;width:9512;height:14522;rotation:180;flip:x y;visibility:visible;mso-wrap-style:square" alt="Abstract flower pattern" coordsize="658203,1004866" o:spid="_x0000_s1032" type="#_x0000_t75" path="m,l658203,r,1004866l,1004866,,xe" o:gfxdata="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">
+                    <v:imagedata o:title="Abstract flower pattern" r:id="rId15"/>
                     <v:formulas/>
-                    <v:path o:extrusionok="t" o:connecttype="custom" o:connectlocs="0,0;951230,0;951230,1452245;0,1452245" o:connectangles="0,0,0,0"/>
+                    <v:path o:connecttype="custom" o:connectlocs="0,0;951230,0;951230,1452245;0,1452245" o:connectangles="0,0,0,0" o:extrusionok="t"/>
                   </v:shape>
-                  <v:shape id="Picture 771636342" o:spid="_x0000_s1033" type="#_x0000_t75" alt="Abstract flower pattern" style="position:absolute;top:70389;width:12763;height:23749;rotation:180;flip:x;visibility:visible;mso-wrap-style:square" o:gfxdata="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">
-                    <v:imagedata r:id="rId16" o:title="Abstract flower pattern"/>
+                  <v:shape id="Picture 771636342" style="position:absolute;top:70389;width:12763;height:23749;rotation:180;flip:x;visibility:visible;mso-wrap-style:square" alt="Abstract flower pattern" o:spid="_x0000_s1033" type="#_x0000_t75" o:gfxdata="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">
+                    <v:imagedata o:title="Abstract flower pattern" r:id="rId16"/>
                   </v:shape>
                 </v:group>
-                <v:rect id="Rectangle 1" o:spid="_x0000_s1034" style="position:absolute;width:77724;height:100584;visibility:visible;mso-wrap-style:square;v-text-anchor:middle" o:gfxdata="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" filled="f" stroked="f" strokeweight="1pt"/>
+                <v:rect id="Rectangle 1" style="position:absolute;width:77724;height:100584;visibility:visible;mso-wrap-style:square;v-text-anchor:middle" o:spid="_x0000_s1034" filled="f" stroked="f" strokeweight="1pt" o:gfxdata="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"/>
                 <w10:anchorlock/>
               </v:group>
             </w:pict>
@@ -458,12 +458,12 @@
       <w:tblPr>
         <w:tblW w:w="5000" w:type="pct"/>
         <w:tblBorders>
-          <w:top w:val="single" w:sz="4" w:space="0" w:color="F2F2F2" w:themeColor="background1" w:themeShade="F2"/>
-          <w:left w:val="single" w:sz="4" w:space="0" w:color="F2F2F2" w:themeColor="background1" w:themeShade="F2"/>
-          <w:bottom w:val="single" w:sz="4" w:space="0" w:color="F2F2F2" w:themeColor="background1" w:themeShade="F2"/>
-          <w:right w:val="single" w:sz="4" w:space="0" w:color="F2F2F2" w:themeColor="background1" w:themeShade="F2"/>
-          <w:insideH w:val="single" w:sz="4" w:space="0" w:color="F2F2F2" w:themeColor="background1" w:themeShade="F2"/>
-          <w:insideV w:val="single" w:sz="4" w:space="0" w:color="F2F2F2" w:themeColor="background1" w:themeShade="F2"/>
+          <w:top w:val="single" w:color="F2F2F2" w:themeColor="background1" w:themeShade="F2" w:sz="4" w:space="0"/>
+          <w:left w:val="single" w:color="F2F2F2" w:themeColor="background1" w:themeShade="F2" w:sz="4" w:space="0"/>
+          <w:bottom w:val="single" w:color="F2F2F2" w:themeColor="background1" w:themeShade="F2" w:sz="4" w:space="0"/>
+          <w:right w:val="single" w:color="F2F2F2" w:themeColor="background1" w:themeShade="F2" w:sz="4" w:space="0"/>
+          <w:insideH w:val="single" w:color="F2F2F2" w:themeColor="background1" w:themeShade="F2" w:sz="4" w:space="0"/>
+          <w:insideV w:val="single" w:color="F2F2F2" w:themeColor="background1" w:themeShade="F2" w:sz="4" w:space="0"/>
         </w:tblBorders>
         <w:tblLayout w:type="fixed"/>
         <w:tblCellMar>
@@ -858,7 +858,7 @@
             <w:gridSpan w:val="2"/>
             <w:tcBorders>
               <w:top w:val="nil"/>
-              <w:bottom w:val="single" w:sz="4" w:space="0" w:color="F2F2F2" w:themeColor="background1" w:themeShade="F2"/>
+              <w:bottom w:val="single" w:color="F2F2F2" w:themeColor="background1" w:themeShade="F2" w:sz="4" w:space="0"/>
               <w:right w:val="nil"/>
             </w:tcBorders>
             <w:tcMar>
@@ -897,7 +897,7 @@
             <w:tcBorders>
               <w:top w:val="nil"/>
               <w:left w:val="nil"/>
-              <w:bottom w:val="single" w:sz="4" w:space="0" w:color="F2F2F2" w:themeColor="background1" w:themeShade="F2"/>
+              <w:bottom w:val="single" w:color="F2F2F2" w:themeColor="background1" w:themeShade="F2" w:sz="4" w:space="0"/>
               <w:right w:val="nil"/>
             </w:tcBorders>
           </w:tcPr>
@@ -909,7 +909,7 @@
             <w:tcBorders>
               <w:top w:val="nil"/>
               <w:left w:val="nil"/>
-              <w:bottom w:val="single" w:sz="4" w:space="0" w:color="F2F2F2" w:themeColor="background1" w:themeShade="F2"/>
+              <w:bottom w:val="single" w:color="F2F2F2" w:themeColor="background1" w:themeShade="F2" w:sz="4" w:space="0"/>
             </w:tcBorders>
           </w:tcPr>
           <w:p/>
@@ -1357,7 +1357,7 @@
         <mc:AlternateContent>
           <mc:Choice Requires="wpg">
             <w:drawing>
-              <wp:anchor distT="0" distB="0" distL="114300" distR="114300" simplePos="0" relativeHeight="251662336" behindDoc="1" locked="0" layoutInCell="1" allowOverlap="1" wp14:anchorId="6B737B7F" wp14:editId="0761191F">
+              <wp:anchor distT="0" distB="0" distL="114300" distR="114300" simplePos="0" relativeHeight="251662336" behindDoc="1" locked="0" layoutInCell="1" allowOverlap="1" wp14:editId="0761191F" wp14:anchorId="6B737B7F">
                 <wp:simplePos x="0" y="0"/>
                 <wp:positionH relativeFrom="column">
                   <wp:posOffset>-4445</wp:posOffset>
@@ -1518,18 +1518,18 @@
           </mc:Choice>
           <mc:Fallback>
             <w:pict>
-              <v:group w14:anchorId="3C4D19BA" id="Group 16" o:spid="_x0000_s1026" alt="&quot;&quot;" style="position:absolute;margin-left:-.35pt;margin-top:83.25pt;width:502.6pt;height:676.35pt;z-index:-251654144;mso-width-relative:margin;mso-height-relative:margin" coordsize="63817,85890" o:gfxdata="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">
-                <v:shape id="Picture 24" o:spid="_x0000_s1027" type="#_x0000_t75" alt="Abstract flower pattern" style="position:absolute;top:48291;width:20110;height:15920;flip:x;visibility:visible;mso-wrap-style:square" o:gfxdata="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">
-                  <v:imagedata r:id="rId19" o:title="Abstract flower pattern"/>
+              <v:group id="Group 16" style="position:absolute;margin-left:-.35pt;margin-top:83.25pt;width:502.6pt;height:676.35pt;z-index:-251654144;mso-width-relative:margin;mso-height-relative:margin" alt="&quot;&quot;" coordsize="63817,85890" o:spid="_x0000_s1026" o:gfxdata="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" w14:anchorId="3C4D19BA">
+                <v:shape id="Picture 24" style="position:absolute;top:48291;width:20110;height:15920;flip:x;visibility:visible;mso-wrap-style:square" alt="Abstract flower pattern" o:spid="_x0000_s1027" type="#_x0000_t75" o:gfxdata="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">
+                  <v:imagedata o:title="Abstract flower pattern" r:id="rId19"/>
                 </v:shape>
-                <v:shape id="Picture 25" o:spid="_x0000_s1028" type="#_x0000_t75" alt="Abstract flower pattern" style="position:absolute;left:47910;top:78390;width:15907;height:7500;visibility:visible;mso-wrap-style:square" o:gfxdata="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">
-                  <v:imagedata r:id="rId20" o:title="Abstract flower pattern"/>
+                <v:shape id="Picture 25" style="position:absolute;left:47910;top:78390;width:15907;height:7500;visibility:visible;mso-wrap-style:square" alt="Abstract flower pattern" o:spid="_x0000_s1028" type="#_x0000_t75" o:gfxdata="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">
+                  <v:imagedata o:title="Abstract flower pattern" r:id="rId20"/>
                 </v:shape>
-                <v:shape id="Picture 28" o:spid="_x0000_s1029" type="#_x0000_t75" alt="Abstract flower pattern" style="position:absolute;width:20110;height:15919;flip:x;visibility:visible;mso-wrap-style:square" o:gfxdata="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">
-                  <v:imagedata r:id="rId19" o:title="Abstract flower pattern"/>
+                <v:shape id="Picture 28" style="position:absolute;width:20110;height:15919;flip:x;visibility:visible;mso-wrap-style:square" alt="Abstract flower pattern" o:spid="_x0000_s1029" type="#_x0000_t75" o:gfxdata="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">
+                  <v:imagedata o:title="Abstract flower pattern" r:id="rId19"/>
                 </v:shape>
-                <v:shape id="Picture 29" o:spid="_x0000_s1030" type="#_x0000_t75" alt="Abstract flower pattern" style="position:absolute;left:47910;top:30194;width:15907;height:7499;visibility:visible;mso-wrap-style:square" o:gfxdata="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">
-                  <v:imagedata r:id="rId20" o:title="Abstract flower pattern"/>
+                <v:shape id="Picture 29" style="position:absolute;left:47910;top:30194;width:15907;height:7499;visibility:visible;mso-wrap-style:square" alt="Abstract flower pattern" o:spid="_x0000_s1030" type="#_x0000_t75" o:gfxdata="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">
+                  <v:imagedata o:title="Abstract flower pattern" r:id="rId20"/>
                 </v:shape>
               </v:group>
             </w:pict>
@@ -1541,12 +1541,12 @@
       <w:tblPr>
         <w:tblW w:w="5000" w:type="pct"/>
         <w:tblBorders>
-          <w:top w:val="single" w:sz="4" w:space="0" w:color="F2F2F2" w:themeColor="background1" w:themeShade="F2"/>
-          <w:left w:val="single" w:sz="4" w:space="0" w:color="F2F2F2" w:themeColor="background1" w:themeShade="F2"/>
-          <w:bottom w:val="single" w:sz="4" w:space="0" w:color="F2F2F2" w:themeColor="background1" w:themeShade="F2"/>
-          <w:right w:val="single" w:sz="4" w:space="0" w:color="F2F2F2" w:themeColor="background1" w:themeShade="F2"/>
-          <w:insideH w:val="single" w:sz="4" w:space="0" w:color="F2F2F2" w:themeColor="background1" w:themeShade="F2"/>
-          <w:insideV w:val="single" w:sz="4" w:space="0" w:color="F2F2F2" w:themeColor="background1" w:themeShade="F2"/>
+          <w:top w:val="single" w:color="F2F2F2" w:themeColor="background1" w:themeShade="F2" w:sz="4" w:space="0"/>
+          <w:left w:val="single" w:color="F2F2F2" w:themeColor="background1" w:themeShade="F2" w:sz="4" w:space="0"/>
+          <w:bottom w:val="single" w:color="F2F2F2" w:themeColor="background1" w:themeShade="F2" w:sz="4" w:space="0"/>
+          <w:right w:val="single" w:color="F2F2F2" w:themeColor="background1" w:themeShade="F2" w:sz="4" w:space="0"/>
+          <w:insideH w:val="single" w:color="F2F2F2" w:themeColor="background1" w:themeShade="F2" w:sz="4" w:space="0"/>
+          <w:insideV w:val="single" w:color="F2F2F2" w:themeColor="background1" w:themeShade="F2" w:sz="4" w:space="0"/>
         </w:tblBorders>
         <w:tblCellMar>
           <w:left w:w="0" w:type="dxa"/>

--- a/src/Tests/Inputs/wedding/09/input.docx
+++ b/src/Tests/Inputs/wedding/09/input.docx
@@ -2974,1828 +2974,6 @@
 </w:styles>
 </file>
 
-<file path=word/glossary/document.xml><?xml version="1.0" encoding="utf-8"?>
-<w:glossaryDocument xmlns:wpc="http://schemas.microsoft.com/office/word/2010/wordprocessingCanvas" xmlns:cx="http://schemas.microsoft.com/office/drawing/2014/chartex" xmlns:cx1="http://schemas.microsoft.com/office/drawing/2015/9/8/chartex" xmlns:cx2="http://schemas.microsoft.com/office/drawing/2015/10/21/chartex" xmlns:cx3="http://schemas.microsoft.com/office/drawing/2016/5/9/chartex" xmlns:cx4="http://schemas.microsoft.com/office/drawing/2016/5/10/chartex" xmlns:cx5="http://schemas.microsoft.com/office/drawing/2016/5/11/chartex" xmlns:cx6="http://schemas.microsoft.com/office/drawing/2016/5/12/chartex" xmlns:cx7="http://schemas.microsoft.com/office/drawing/2016/5/13/chartex" xmlns:cx8="http://schemas.microsoft.com/office/drawing/2016/5/14/chartex" xmlns:mc="http://schemas.openxmlformats.org/markup-compatibility/2006" xmlns:aink="http://schemas.microsoft.com/office/drawing/2016/ink" xmlns:am3d="http://schemas.microsoft.com/office/drawing/2017/model3d" xmlns:o="urn:schemas-microsoft-com:office:office" xmlns:oel="http://schemas.microsoft.com/office/2019/extlst" xmlns:r="http://schemas.openxmlformats.org/officeDocument/2006/relationships" xmlns:m="http://schemas.openxmlformats.org/officeDocument/2006/math" xmlns:v="urn:schemas-microsoft-com:vml" xmlns:wp14="http://schemas.microsoft.com/office/word/2010/wordprocessingDrawing" xmlns:wp="http://schemas.openxmlformats.org/drawingml/2006/wordprocessingDrawing" xmlns:w10="urn:schemas-microsoft-com:office:word" xmlns:w="http://schemas.openxmlformats.org/wordprocessingml/2006/main" xmlns:w14="http://schemas.microsoft.com/office/word/2010/wordml" xmlns:w15="http://schemas.microsoft.com/office/word/2012/wordml" xmlns:w16cex="http://schemas.microsoft.com/office/word/2018/wordml/cex" xmlns:w16cid="http://schemas.microsoft.com/office/word/2016/wordml/cid" xmlns:w16="http://schemas.microsoft.com/office/word/2018/wordml" xmlns:w16du="http://schemas.microsoft.com/office/word/2023/wordml/word16du" xmlns:w16sdtdh="http://schemas.microsoft.com/office/word/2020/wordml/sdtdatahash" xmlns:w16se="http://schemas.microsoft.com/office/word/2015/wordml/symex" xmlns:wpg="http://schemas.microsoft.com/office/word/2010/wordprocessingGroup" xmlns:wpi="http://schemas.microsoft.com/office/word/2010/wordprocessingInk" xmlns:wne="http://schemas.microsoft.com/office/word/2006/wordml" xmlns:wps="http://schemas.microsoft.com/office/word/2010/wordprocessingShape" mc:Ignorable="w14 w15 w16se w16cid w16 w16cex w16sdtdh w16du wp14">
-  <w:docParts>
-    <w:docPart>
-      <w:docPartPr>
-        <w:name w:val="3FD52E6A9F8E4048B1B2ECD50FA80315"/>
-        <w:category>
-          <w:name w:val="General"/>
-          <w:gallery w:val="placeholder"/>
-        </w:category>
-        <w:types>
-          <w:type w:val="bbPlcHdr"/>
-        </w:types>
-        <w:behaviors>
-          <w:behavior w:val="content"/>
-        </w:behaviors>
-        <w:guid w:val="{F40A4159-46B9-45AC-956A-B17AEC537737}"/>
-      </w:docPartPr>
-      <w:docPartBody>
-        <w:p>
-          <w:pPr>
-            <w:pStyle w:val="3FD52E6A9F8E4048B1B2ECD50FA80315"/>
-          </w:pPr>
-          <w:r>
-            <w:t>&amp;</w:t>
-          </w:r>
-        </w:p>
-      </w:docPartBody>
-    </w:docPart>
-    <w:docPart>
-      <w:docPartPr>
-        <w:name w:val="1DE1B36015194AFE9B5DE8283DD598E0"/>
-        <w:category>
-          <w:name w:val="General"/>
-          <w:gallery w:val="placeholder"/>
-        </w:category>
-        <w:types>
-          <w:type w:val="bbPlcHdr"/>
-        </w:types>
-        <w:behaviors>
-          <w:behavior w:val="content"/>
-        </w:behaviors>
-        <w:guid w:val="{D232DD70-EE8C-470B-9BA8-2F70634D6F20}"/>
-      </w:docPartPr>
-      <w:docPartBody>
-        <w:p>
-          <w:pPr>
-            <w:pStyle w:val="1DE1B36015194AFE9B5DE8283DD598E0"/>
-          </w:pPr>
-          <w:r>
-            <w:t>&amp;</w:t>
-          </w:r>
-        </w:p>
-      </w:docPartBody>
-    </w:docPart>
-    <w:docPart>
-      <w:docPartPr>
-        <w:name w:val="A13C107A8F9F48328606E9181CD07A94"/>
-        <w:category>
-          <w:name w:val="General"/>
-          <w:gallery w:val="placeholder"/>
-        </w:category>
-        <w:types>
-          <w:type w:val="bbPlcHdr"/>
-        </w:types>
-        <w:behaviors>
-          <w:behavior w:val="content"/>
-        </w:behaviors>
-        <w:guid w:val="{ECA20D3D-761C-4E57-B43D-433491E64B88}"/>
-      </w:docPartPr>
-      <w:docPartBody>
-        <w:p>
-          <w:pPr>
-            <w:pStyle w:val="A13C107A8F9F48328606E9181CD07A94"/>
-          </w:pPr>
-          <w:r>
-            <w:t>You are invited to join</w:t>
-          </w:r>
-        </w:p>
-      </w:docPartBody>
-    </w:docPart>
-    <w:docPart>
-      <w:docPartPr>
-        <w:name w:val="08F5AD8DD1A544EA92A7A86DB93DE71F"/>
-        <w:category>
-          <w:name w:val="General"/>
-          <w:gallery w:val="placeholder"/>
-        </w:category>
-        <w:types>
-          <w:type w:val="bbPlcHdr"/>
-        </w:types>
-        <w:behaviors>
-          <w:behavior w:val="content"/>
-        </w:behaviors>
-        <w:guid w:val="{30D0471E-310F-406E-84AE-6318DD0191D5}"/>
-      </w:docPartPr>
-      <w:docPartBody>
-        <w:p>
-          <w:pPr>
-            <w:pStyle w:val="08F5AD8DD1A544EA92A7A86DB93DE71F1"/>
-          </w:pPr>
-          <w:r>
-            <w:rPr>
-              <w:szCs w:val="48"/>
-            </w:rPr>
-            <w:t>Robin Zupanc</w:t>
-          </w:r>
-        </w:p>
-      </w:docPartBody>
-    </w:docPart>
-    <w:docPart>
-      <w:docPartPr>
-        <w:name w:val="9DECC2C33CB34A97B11C4AEFA6755787"/>
-        <w:category>
-          <w:name w:val="General"/>
-          <w:gallery w:val="placeholder"/>
-        </w:category>
-        <w:types>
-          <w:type w:val="bbPlcHdr"/>
-        </w:types>
-        <w:behaviors>
-          <w:behavior w:val="content"/>
-        </w:behaviors>
-        <w:guid w:val="{92E72BDA-F942-40B0-BA4A-E17F38CB1F10}"/>
-      </w:docPartPr>
-      <w:docPartBody>
-        <w:p>
-          <w:pPr>
-            <w:pStyle w:val="9DECC2C33CB34A97B11C4AEFA67557871"/>
-          </w:pPr>
-          <w:r>
-            <w:rPr>
-              <w:szCs w:val="48"/>
-            </w:rPr>
-            <w:t>Peyton Davis</w:t>
-          </w:r>
-        </w:p>
-      </w:docPartBody>
-    </w:docPart>
-    <w:docPart>
-      <w:docPartPr>
-        <w:name w:val="EF3CB89024C04C5E887C303B1B40F8B2"/>
-        <w:category>
-          <w:name w:val="General"/>
-          <w:gallery w:val="placeholder"/>
-        </w:category>
-        <w:types>
-          <w:type w:val="bbPlcHdr"/>
-        </w:types>
-        <w:behaviors>
-          <w:behavior w:val="content"/>
-        </w:behaviors>
-        <w:guid w:val="{D89112DC-1D63-4E42-B891-79A11003A2D5}"/>
-      </w:docPartPr>
-      <w:docPartBody>
-        <w:p>
-          <w:pPr>
-            <w:pStyle w:val="EF3CB89024C04C5E887C303B1B40F8B2"/>
-          </w:pPr>
-          <w:r>
-            <w:t>on our wedding day</w:t>
-          </w:r>
-        </w:p>
-      </w:docPartBody>
-    </w:docPart>
-    <w:docPart>
-      <w:docPartPr>
-        <w:name w:val="46753C1616D446888605F0EE98BB9685"/>
-        <w:category>
-          <w:name w:val="General"/>
-          <w:gallery w:val="placeholder"/>
-        </w:category>
-        <w:types>
-          <w:type w:val="bbPlcHdr"/>
-        </w:types>
-        <w:behaviors>
-          <w:behavior w:val="content"/>
-        </w:behaviors>
-        <w:guid w:val="{B37B1B48-EDA1-49B4-B001-F28902E2CA17}"/>
-      </w:docPartPr>
-      <w:docPartBody>
-        <w:p>
-          <w:pPr>
-            <w:pStyle w:val="46753C1616D446888605F0EE98BB96851"/>
-          </w:pPr>
-          <w:r>
-            <w:rPr>
-              <w:rStyle w:val="Emphasis"/>
-            </w:rPr>
-            <w:t>Mr. &amp; Mrs.</w:t>
-          </w:r>
-        </w:p>
-      </w:docPartBody>
-    </w:docPart>
-    <w:docPart>
-      <w:docPartPr>
-        <w:name w:val="A60EEE1A43404A4A9B4E6CAF0E3A294F"/>
-        <w:category>
-          <w:name w:val="General"/>
-          <w:gallery w:val="placeholder"/>
-        </w:category>
-        <w:types>
-          <w:type w:val="bbPlcHdr"/>
-        </w:types>
-        <w:behaviors>
-          <w:behavior w:val="content"/>
-        </w:behaviors>
-        <w:guid w:val="{51C838A7-A3BB-4871-AEF2-149D196A8B00}"/>
-      </w:docPartPr>
-      <w:docPartBody>
-        <w:p>
-          <w:pPr>
-            <w:pStyle w:val="A60EEE1A43404A4A9B4E6CAF0E3A294F"/>
-          </w:pPr>
-          <w:r>
-            <w:t>Robin Zupanc</w:t>
-          </w:r>
-        </w:p>
-      </w:docPartBody>
-    </w:docPart>
-    <w:docPart>
-      <w:docPartPr>
-        <w:name w:val="08CE58661A95475CB0AC204864BD66CF"/>
-        <w:category>
-          <w:name w:val="General"/>
-          <w:gallery w:val="placeholder"/>
-        </w:category>
-        <w:types>
-          <w:type w:val="bbPlcHdr"/>
-        </w:types>
-        <w:behaviors>
-          <w:behavior w:val="content"/>
-        </w:behaviors>
-        <w:guid w:val="{AB967CEA-65EB-43FA-BC35-395BB50EFCF5}"/>
-      </w:docPartPr>
-      <w:docPartBody>
-        <w:p>
-          <w:pPr>
-            <w:pStyle w:val="08CE58661A95475CB0AC204864BD66CF"/>
-          </w:pPr>
-          <w:r>
-            <w:t>Request the honor of Your Presence</w:t>
-          </w:r>
-        </w:p>
-      </w:docPartBody>
-    </w:docPart>
-    <w:docPart>
-      <w:docPartPr>
-        <w:name w:val="BF9D5210E54B429BAD9614A2ACEE9DA2"/>
-        <w:category>
-          <w:name w:val="General"/>
-          <w:gallery w:val="placeholder"/>
-        </w:category>
-        <w:types>
-          <w:type w:val="bbPlcHdr"/>
-        </w:types>
-        <w:behaviors>
-          <w:behavior w:val="content"/>
-        </w:behaviors>
-        <w:guid w:val="{9CFDD2CE-A8DD-4641-B6D6-30EFF2DF6A7D}"/>
-      </w:docPartPr>
-      <w:docPartBody>
-        <w:p>
-          <w:pPr>
-            <w:pStyle w:val="BF9D5210E54B429BAD9614A2ACEE9DA2"/>
-          </w:pPr>
-          <w:r>
-            <w:t>At the marriage of</w:t>
-          </w:r>
-        </w:p>
-      </w:docPartBody>
-    </w:docPart>
-    <w:docPart>
-      <w:docPartPr>
-        <w:name w:val="0AAE846B7D464AA280D57FA18C6FFBD0"/>
-        <w:category>
-          <w:name w:val="General"/>
-          <w:gallery w:val="placeholder"/>
-        </w:category>
-        <w:types>
-          <w:type w:val="bbPlcHdr"/>
-        </w:types>
-        <w:behaviors>
-          <w:behavior w:val="content"/>
-        </w:behaviors>
-        <w:guid w:val="{D86931A8-923F-40D5-B35A-1FEADB3878A3}"/>
-      </w:docPartPr>
-      <w:docPartBody>
-        <w:p>
-          <w:pPr>
-            <w:pStyle w:val="0AAE846B7D464AA280D57FA18C6FFBD0"/>
-          </w:pPr>
-          <w:r>
-            <w:t>Robin Zupanc</w:t>
-          </w:r>
-        </w:p>
-      </w:docPartBody>
-    </w:docPart>
-    <w:docPart>
-      <w:docPartPr>
-        <w:name w:val="2FC4AF6ABA2C47D7B99D7A2F7EB1CD4A"/>
-        <w:category>
-          <w:name w:val="General"/>
-          <w:gallery w:val="placeholder"/>
-        </w:category>
-        <w:types>
-          <w:type w:val="bbPlcHdr"/>
-        </w:types>
-        <w:behaviors>
-          <w:behavior w:val="content"/>
-        </w:behaviors>
-        <w:guid w:val="{1C9EA9EC-7E18-45A1-9507-07A96656D40B}"/>
-      </w:docPartPr>
-      <w:docPartBody>
-        <w:p>
-          <w:pPr>
-            <w:pStyle w:val="2FC4AF6ABA2C47D7B99D7A2F7EB1CD4A"/>
-          </w:pPr>
-          <w:r>
-            <w:t>To</w:t>
-          </w:r>
-        </w:p>
-      </w:docPartBody>
-    </w:docPart>
-    <w:docPart>
-      <w:docPartPr>
-        <w:name w:val="B4A8C3417F0945BE809EAB7A055027A5"/>
-        <w:category>
-          <w:name w:val="General"/>
-          <w:gallery w:val="placeholder"/>
-        </w:category>
-        <w:types>
-          <w:type w:val="bbPlcHdr"/>
-        </w:types>
-        <w:behaviors>
-          <w:behavior w:val="content"/>
-        </w:behaviors>
-        <w:guid w:val="{6034D40B-911E-457F-814E-578B4C584E20}"/>
-      </w:docPartPr>
-      <w:docPartBody>
-        <w:p>
-          <w:pPr>
-            <w:pStyle w:val="B4A8C3417F0945BE809EAB7A055027A5"/>
-          </w:pPr>
-          <w:r>
-            <w:t>Peyton Davis</w:t>
-          </w:r>
-        </w:p>
-      </w:docPartBody>
-    </w:docPart>
-    <w:docPart>
-      <w:docPartPr>
-        <w:name w:val="8A09693E4FF1413E883155B8069F6CB8"/>
-        <w:category>
-          <w:name w:val="General"/>
-          <w:gallery w:val="placeholder"/>
-        </w:category>
-        <w:types>
-          <w:type w:val="bbPlcHdr"/>
-        </w:types>
-        <w:behaviors>
-          <w:behavior w:val="content"/>
-        </w:behaviors>
-        <w:guid w:val="{F2FDAC0C-3BFD-4F81-AD71-E7328CD743BE}"/>
-      </w:docPartPr>
-      <w:docPartBody>
-        <w:p>
-          <w:pPr>
-            <w:pStyle w:val="8A09693E4FF1413E883155B8069F6CB8"/>
-          </w:pPr>
-          <w:r>
-            <w:t>Child of</w:t>
-          </w:r>
-        </w:p>
-      </w:docPartBody>
-    </w:docPart>
-    <w:docPart>
-      <w:docPartPr>
-        <w:name w:val="286B5B2C02E741199BEA61A12002782E"/>
-        <w:category>
-          <w:name w:val="General"/>
-          <w:gallery w:val="placeholder"/>
-        </w:category>
-        <w:types>
-          <w:type w:val="bbPlcHdr"/>
-        </w:types>
-        <w:behaviors>
-          <w:behavior w:val="content"/>
-        </w:behaviors>
-        <w:guid w:val="{08266A9E-BE0F-451D-ABFA-0870D67F76BF}"/>
-      </w:docPartPr>
-      <w:docPartBody>
-        <w:p>
-          <w:pPr>
-            <w:pStyle w:val="286B5B2C02E741199BEA61A12002782E1"/>
-          </w:pPr>
-          <w:r>
-            <w:rPr>
-              <w:i/>
-              <w:iCs/>
-            </w:rPr>
-            <w:t>Mr. &amp; Mrs.</w:t>
-          </w:r>
-        </w:p>
-      </w:docPartBody>
-    </w:docPart>
-    <w:docPart>
-      <w:docPartPr>
-        <w:name w:val="B857AD01E6F64A23AEA38FFB14515EB7"/>
-        <w:category>
-          <w:name w:val="General"/>
-          <w:gallery w:val="placeholder"/>
-        </w:category>
-        <w:types>
-          <w:type w:val="bbPlcHdr"/>
-        </w:types>
-        <w:behaviors>
-          <w:behavior w:val="content"/>
-        </w:behaviors>
-        <w:guid w:val="{4CB4AB80-C908-432E-B512-5CB9DC8D68CA}"/>
-      </w:docPartPr>
-      <w:docPartBody>
-        <w:p>
-          <w:pPr>
-            <w:pStyle w:val="B857AD01E6F64A23AEA38FFB14515EB7"/>
-          </w:pPr>
-          <w:r>
-            <w:t>Peyton Davis</w:t>
-          </w:r>
-        </w:p>
-      </w:docPartBody>
-    </w:docPart>
-    <w:docPart>
-      <w:docPartPr>
-        <w:name w:val="366EE61DBE9446D5AE1D1EB730B6FF35"/>
-        <w:category>
-          <w:name w:val="General"/>
-          <w:gallery w:val="placeholder"/>
-        </w:category>
-        <w:types>
-          <w:type w:val="bbPlcHdr"/>
-        </w:types>
-        <w:behaviors>
-          <w:behavior w:val="content"/>
-        </w:behaviors>
-        <w:guid w:val="{7F46B3F7-7937-4F1C-B116-0EEB027C7D33}"/>
-      </w:docPartPr>
-      <w:docPartBody>
-        <w:p>
-          <w:pPr>
-            <w:pStyle w:val="366EE61DBE9446D5AE1D1EB730B6FF35"/>
-          </w:pPr>
-          <w:r>
-            <w:t>Saturday the Twenty-First of June</w:t>
-          </w:r>
-        </w:p>
-      </w:docPartBody>
-    </w:docPart>
-    <w:docPart>
-      <w:docPartPr>
-        <w:name w:val="AFFC8964A09A494EBB5DB77AEDDF6985"/>
-        <w:category>
-          <w:name w:val="General"/>
-          <w:gallery w:val="placeholder"/>
-        </w:category>
-        <w:types>
-          <w:type w:val="bbPlcHdr"/>
-        </w:types>
-        <w:behaviors>
-          <w:behavior w:val="content"/>
-        </w:behaviors>
-        <w:guid w:val="{B1CB8919-BFC1-4371-BD9A-BC22E96DB846}"/>
-      </w:docPartPr>
-      <w:docPartBody>
-        <w:p>
-          <w:pPr>
-            <w:pStyle w:val="AFFC8964A09A494EBB5DB77AEDDF6985"/>
-          </w:pPr>
-          <w:r>
-            <w:t>Two thousand and [Year]</w:t>
-          </w:r>
-        </w:p>
-      </w:docPartBody>
-    </w:docPart>
-    <w:docPart>
-      <w:docPartPr>
-        <w:name w:val="99CF50A5453F452188677B8EAEAA91A1"/>
-        <w:category>
-          <w:name w:val="General"/>
-          <w:gallery w:val="placeholder"/>
-        </w:category>
-        <w:types>
-          <w:type w:val="bbPlcHdr"/>
-        </w:types>
-        <w:behaviors>
-          <w:behavior w:val="content"/>
-        </w:behaviors>
-        <w:guid w:val="{057627EF-17AE-4397-BDDB-78750F64F8F0}"/>
-      </w:docPartPr>
-      <w:docPartBody>
-        <w:p>
-          <w:pPr>
-            <w:pStyle w:val="99CF50A5453F452188677B8EAEAA91A1"/>
-          </w:pPr>
-          <w:r>
-            <w:t>Eleven O’clock in the morning</w:t>
-          </w:r>
-        </w:p>
-      </w:docPartBody>
-    </w:docPart>
-    <w:docPart>
-      <w:docPartPr>
-        <w:name w:val="8AC2C2E58F8345A8A0BDA99F8DAE504A"/>
-        <w:category>
-          <w:name w:val="General"/>
-          <w:gallery w:val="placeholder"/>
-        </w:category>
-        <w:types>
-          <w:type w:val="bbPlcHdr"/>
-        </w:types>
-        <w:behaviors>
-          <w:behavior w:val="content"/>
-        </w:behaviors>
-        <w:guid w:val="{BB5FB3F2-57B7-4049-AE5F-7315C20CB49C}"/>
-      </w:docPartPr>
-      <w:docPartBody>
-        <w:p>
-          <w:pPr>
-            <w:pStyle w:val="8AC2C2E58F8345A8A0BDA99F8DAE504A"/>
-          </w:pPr>
-          <w:r>
-            <w:t>At Location City, State.</w:t>
-          </w:r>
-        </w:p>
-      </w:docPartBody>
-    </w:docPart>
-    <w:docPart>
-      <w:docPartPr>
-        <w:name w:val="9010B73AD9A840B6A11A197AFFCAB8BC"/>
-        <w:category>
-          <w:name w:val="General"/>
-          <w:gallery w:val="placeholder"/>
-        </w:category>
-        <w:types>
-          <w:type w:val="bbPlcHdr"/>
-        </w:types>
-        <w:behaviors>
-          <w:behavior w:val="content"/>
-        </w:behaviors>
-        <w:guid w:val="{D08A6A24-C0BB-464E-85DF-118D32115F2A}"/>
-      </w:docPartPr>
-      <w:docPartBody>
-        <w:p>
-          <w:pPr>
-            <w:pStyle w:val="9010B73AD9A840B6A11A197AFFCAB8BC"/>
-          </w:pPr>
-          <w:r>
-            <w:t>Reception to Follow</w:t>
-          </w:r>
-        </w:p>
-      </w:docPartBody>
-    </w:docPart>
-    <w:docPart>
-      <w:docPartPr>
-        <w:name w:val="A2BA039605F8408F9FCA6034E208550F"/>
-        <w:category>
-          <w:name w:val="General"/>
-          <w:gallery w:val="placeholder"/>
-        </w:category>
-        <w:types>
-          <w:type w:val="bbPlcHdr"/>
-        </w:types>
-        <w:behaviors>
-          <w:behavior w:val="content"/>
-        </w:behaviors>
-        <w:guid w:val="{09FDF840-213A-4ED7-876F-CAFBA05C1319}"/>
-      </w:docPartPr>
-      <w:docPartBody>
-        <w:p>
-          <w:r>
-            <w:t>You are invited to join</w:t>
-          </w:r>
-        </w:p>
-      </w:docPartBody>
-    </w:docPart>
-    <w:docPart>
-      <w:docPartPr>
-        <w:name w:val="BEE78667D0014C76A8E0671D7CCA1D84"/>
-        <w:category>
-          <w:name w:val="General"/>
-          <w:gallery w:val="placeholder"/>
-        </w:category>
-        <w:types>
-          <w:type w:val="bbPlcHdr"/>
-        </w:types>
-        <w:behaviors>
-          <w:behavior w:val="content"/>
-        </w:behaviors>
-        <w:guid w:val="{4D215FAA-66AC-4798-BA60-4CB366A97554}"/>
-      </w:docPartPr>
-      <w:docPartBody>
-        <w:p>
-          <w:pPr>
-            <w:pStyle w:val="BEE78667D0014C76A8E0671D7CCA1D84"/>
-          </w:pPr>
-          <w:r>
-            <w:rPr>
-              <w:szCs w:val="48"/>
-            </w:rPr>
-            <w:t>Robin Zupanc</w:t>
-          </w:r>
-        </w:p>
-      </w:docPartBody>
-    </w:docPart>
-    <w:docPart>
-      <w:docPartPr>
-        <w:name w:val="1A569B3E795042D89ACD2DCA965B8D29"/>
-        <w:category>
-          <w:name w:val="General"/>
-          <w:gallery w:val="placeholder"/>
-        </w:category>
-        <w:types>
-          <w:type w:val="bbPlcHdr"/>
-        </w:types>
-        <w:behaviors>
-          <w:behavior w:val="content"/>
-        </w:behaviors>
-        <w:guid w:val="{AA2D5280-7F3A-46AA-85FF-090C8013B1DD}"/>
-      </w:docPartPr>
-      <w:docPartBody>
-        <w:p>
-          <w:pPr>
-            <w:pStyle w:val="1A569B3E795042D89ACD2DCA965B8D29"/>
-          </w:pPr>
-          <w:r>
-            <w:rPr>
-              <w:szCs w:val="48"/>
-            </w:rPr>
-            <w:t>Peyton Davis</w:t>
-          </w:r>
-        </w:p>
-      </w:docPartBody>
-    </w:docPart>
-    <w:docPart>
-      <w:docPartPr>
-        <w:name w:val="D40B47E45BB64C758AD421D9D79E5721"/>
-        <w:category>
-          <w:name w:val="General"/>
-          <w:gallery w:val="placeholder"/>
-        </w:category>
-        <w:types>
-          <w:type w:val="bbPlcHdr"/>
-        </w:types>
-        <w:behaviors>
-          <w:behavior w:val="content"/>
-        </w:behaviors>
-        <w:guid w:val="{38408335-5822-496E-895E-0DE3BCE491E5}"/>
-      </w:docPartPr>
-      <w:docPartBody>
-        <w:p>
-          <w:r>
-            <w:t>on our wedding day</w:t>
-          </w:r>
-        </w:p>
-      </w:docPartBody>
-    </w:docPart>
-    <w:docPart>
-      <w:docPartPr>
-        <w:name w:val="201CFE7BAE07437CA470B3A8DB619147"/>
-        <w:category>
-          <w:name w:val="General"/>
-          <w:gallery w:val="placeholder"/>
-        </w:category>
-        <w:types>
-          <w:type w:val="bbPlcHdr"/>
-        </w:types>
-        <w:behaviors>
-          <w:behavior w:val="content"/>
-        </w:behaviors>
-        <w:guid w:val="{3FC404D1-36C0-4F8C-A5CF-E7EA25A9D5AC}"/>
-      </w:docPartPr>
-      <w:docPartBody>
-        <w:p>
-          <w:pPr>
-            <w:pStyle w:val="201CFE7BAE07437CA470B3A8DB619147"/>
-          </w:pPr>
-          <w:r>
-            <w:rPr>
-              <w:rStyle w:val="Emphasis"/>
-            </w:rPr>
-            <w:t>Mr. &amp; Mrs.</w:t>
-          </w:r>
-        </w:p>
-      </w:docPartBody>
-    </w:docPart>
-    <w:docPart>
-      <w:docPartPr>
-        <w:name w:val="3ECF9553C65D4D24AC0DB65CAACB9834"/>
-        <w:category>
-          <w:name w:val="General"/>
-          <w:gallery w:val="placeholder"/>
-        </w:category>
-        <w:types>
-          <w:type w:val="bbPlcHdr"/>
-        </w:types>
-        <w:behaviors>
-          <w:behavior w:val="content"/>
-        </w:behaviors>
-        <w:guid w:val="{98E3E986-B56C-48F8-BF39-ED1382837ACE}"/>
-      </w:docPartPr>
-      <w:docPartBody>
-        <w:p>
-          <w:r>
-            <w:t>Request the honor of Your Presence</w:t>
-          </w:r>
-        </w:p>
-      </w:docPartBody>
-    </w:docPart>
-    <w:docPart>
-      <w:docPartPr>
-        <w:name w:val="5AF91D75B29549A38C748CE6025253A5"/>
-        <w:category>
-          <w:name w:val="General"/>
-          <w:gallery w:val="placeholder"/>
-        </w:category>
-        <w:types>
-          <w:type w:val="bbPlcHdr"/>
-        </w:types>
-        <w:behaviors>
-          <w:behavior w:val="content"/>
-        </w:behaviors>
-        <w:guid w:val="{9ADBD2B3-01DD-47DC-8444-B6CF93BA25C5}"/>
-      </w:docPartPr>
-      <w:docPartBody>
-        <w:p>
-          <w:r>
-            <w:t>Robin Zupanc</w:t>
-          </w:r>
-        </w:p>
-      </w:docPartBody>
-    </w:docPart>
-    <w:docPart>
-      <w:docPartPr>
-        <w:name w:val="72E1E8E9D49B4308BDF5D0E881E5E0C1"/>
-        <w:category>
-          <w:name w:val="General"/>
-          <w:gallery w:val="placeholder"/>
-        </w:category>
-        <w:types>
-          <w:type w:val="bbPlcHdr"/>
-        </w:types>
-        <w:behaviors>
-          <w:behavior w:val="content"/>
-        </w:behaviors>
-        <w:guid w:val="{F51FA675-1BE2-41D6-A628-290CC3DFC03D}"/>
-      </w:docPartPr>
-      <w:docPartBody>
-        <w:p>
-          <w:r>
-            <w:t>Peyton Davis</w:t>
-          </w:r>
-        </w:p>
-      </w:docPartBody>
-    </w:docPart>
-    <w:docPart>
-      <w:docPartPr>
-        <w:name w:val="4350CCFDF3B643C8AEC06D538FF0FBE9"/>
-        <w:category>
-          <w:name w:val="General"/>
-          <w:gallery w:val="placeholder"/>
-        </w:category>
-        <w:types>
-          <w:type w:val="bbPlcHdr"/>
-        </w:types>
-        <w:behaviors>
-          <w:behavior w:val="content"/>
-        </w:behaviors>
-        <w:guid w:val="{CC2C8F32-916D-4B43-A861-E286479DEE41}"/>
-      </w:docPartPr>
-      <w:docPartBody>
-        <w:p>
-          <w:pPr>
-            <w:pStyle w:val="4350CCFDF3B643C8AEC06D538FF0FBE9"/>
-          </w:pPr>
-          <w:r>
-            <w:rPr>
-              <w:i/>
-              <w:iCs/>
-            </w:rPr>
-            <w:t>Mr. &amp; Mrs.</w:t>
-          </w:r>
-        </w:p>
-      </w:docPartBody>
-    </w:docPart>
-    <w:docPart>
-      <w:docPartPr>
-        <w:name w:val="AB694C6DD51441D6937CC92A1C04356B"/>
-        <w:category>
-          <w:name w:val="General"/>
-          <w:gallery w:val="placeholder"/>
-        </w:category>
-        <w:types>
-          <w:type w:val="bbPlcHdr"/>
-        </w:types>
-        <w:behaviors>
-          <w:behavior w:val="content"/>
-        </w:behaviors>
-        <w:guid w:val="{4DB52AB1-1DB4-46B8-815B-AFD0262AC094}"/>
-      </w:docPartPr>
-      <w:docPartBody>
-        <w:p>
-          <w:r>
-            <w:t>Saturday the Twenty-First of June</w:t>
-          </w:r>
-        </w:p>
-      </w:docPartBody>
-    </w:docPart>
-    <w:docPart>
-      <w:docPartPr>
-        <w:name w:val="91D84A2450934199AC8F64EA28E8ED8F"/>
-        <w:category>
-          <w:name w:val="General"/>
-          <w:gallery w:val="placeholder"/>
-        </w:category>
-        <w:types>
-          <w:type w:val="bbPlcHdr"/>
-        </w:types>
-        <w:behaviors>
-          <w:behavior w:val="content"/>
-        </w:behaviors>
-        <w:guid w:val="{8A10D4F4-B880-41A5-9896-A10FB70C0AC3}"/>
-      </w:docPartPr>
-      <w:docPartBody>
-        <w:p>
-          <w:r>
-            <w:t>Eleven O’clock in the morning</w:t>
-          </w:r>
-        </w:p>
-      </w:docPartBody>
-    </w:docPart>
-    <w:docPart>
-      <w:docPartPr>
-        <w:name w:val="C3E354D78A354E3FAA09F97E4FFBF698"/>
-        <w:category>
-          <w:name w:val="General"/>
-          <w:gallery w:val="placeholder"/>
-        </w:category>
-        <w:types>
-          <w:type w:val="bbPlcHdr"/>
-        </w:types>
-        <w:behaviors>
-          <w:behavior w:val="content"/>
-        </w:behaviors>
-        <w:guid w:val="{8CF466B4-6FF0-4273-ABF7-CB1A4C71F522}"/>
-      </w:docPartPr>
-      <w:docPartBody>
-        <w:p>
-          <w:r>
-            <w:t>Reception to Follow</w:t>
-          </w:r>
-        </w:p>
-      </w:docPartBody>
-    </w:docPart>
-    <w:docPart>
-      <w:docPartPr>
-        <w:name w:val="1C73582B4D3D4CD1B19A29A02C24FD16"/>
-        <w:category>
-          <w:name w:val="General"/>
-          <w:gallery w:val="placeholder"/>
-        </w:category>
-        <w:types>
-          <w:type w:val="bbPlcHdr"/>
-        </w:types>
-        <w:behaviors>
-          <w:behavior w:val="content"/>
-        </w:behaviors>
-        <w:guid w:val="{5E55890D-52E7-48E6-BEA8-44882FFE84FF}"/>
-      </w:docPartPr>
-      <w:docPartBody>
-        <w:p>
-          <w:r>
-            <w:t>Robin Zupanc</w:t>
-          </w:r>
-        </w:p>
-      </w:docPartBody>
-    </w:docPart>
-    <w:docPart>
-      <w:docPartPr>
-        <w:name w:val="035359216DE242AE938AA93C0D0FF018"/>
-        <w:category>
-          <w:name w:val="General"/>
-          <w:gallery w:val="placeholder"/>
-        </w:category>
-        <w:types>
-          <w:type w:val="bbPlcHdr"/>
-        </w:types>
-        <w:behaviors>
-          <w:behavior w:val="content"/>
-        </w:behaviors>
-        <w:guid w:val="{10B9DD59-618E-45B0-918E-D2F9DFA9E620}"/>
-      </w:docPartPr>
-      <w:docPartBody>
-        <w:p>
-          <w:r>
-            <w:t>At the marriage of</w:t>
-          </w:r>
-        </w:p>
-      </w:docPartBody>
-    </w:docPart>
-    <w:docPart>
-      <w:docPartPr>
-        <w:name w:val="17164AFFFD5848CB943A3A83D5CFA688"/>
-        <w:category>
-          <w:name w:val="General"/>
-          <w:gallery w:val="placeholder"/>
-        </w:category>
-        <w:types>
-          <w:type w:val="bbPlcHdr"/>
-        </w:types>
-        <w:behaviors>
-          <w:behavior w:val="content"/>
-        </w:behaviors>
-        <w:guid w:val="{33C1DB72-0DA5-4700-B3DE-165DE931A8AC}"/>
-      </w:docPartPr>
-      <w:docPartBody>
-        <w:p>
-          <w:r>
-            <w:t>To</w:t>
-          </w:r>
-        </w:p>
-      </w:docPartBody>
-    </w:docPart>
-    <w:docPart>
-      <w:docPartPr>
-        <w:name w:val="97042BA6F82644D986115587806AE76D"/>
-        <w:category>
-          <w:name w:val="General"/>
-          <w:gallery w:val="placeholder"/>
-        </w:category>
-        <w:types>
-          <w:type w:val="bbPlcHdr"/>
-        </w:types>
-        <w:behaviors>
-          <w:behavior w:val="content"/>
-        </w:behaviors>
-        <w:guid w:val="{17B2003C-8A76-447A-92E1-098D86D79B34}"/>
-      </w:docPartPr>
-      <w:docPartBody>
-        <w:p>
-          <w:r>
-            <w:t>Child of</w:t>
-          </w:r>
-        </w:p>
-      </w:docPartBody>
-    </w:docPart>
-    <w:docPart>
-      <w:docPartPr>
-        <w:name w:val="C88BFD44BE044F0F997E1EEDC5CA4E96"/>
-        <w:category>
-          <w:name w:val="General"/>
-          <w:gallery w:val="placeholder"/>
-        </w:category>
-        <w:types>
-          <w:type w:val="bbPlcHdr"/>
-        </w:types>
-        <w:behaviors>
-          <w:behavior w:val="content"/>
-        </w:behaviors>
-        <w:guid w:val="{34DAE9EC-0048-455D-A8AB-E6E3A535213A}"/>
-      </w:docPartPr>
-      <w:docPartBody>
-        <w:p>
-          <w:r>
-            <w:t>Peyton Davis</w:t>
-          </w:r>
-        </w:p>
-      </w:docPartBody>
-    </w:docPart>
-    <w:docPart>
-      <w:docPartPr>
-        <w:name w:val="19BEB496B1AF454AA2CF06BD234E2964"/>
-        <w:category>
-          <w:name w:val="General"/>
-          <w:gallery w:val="placeholder"/>
-        </w:category>
-        <w:types>
-          <w:type w:val="bbPlcHdr"/>
-        </w:types>
-        <w:behaviors>
-          <w:behavior w:val="content"/>
-        </w:behaviors>
-        <w:guid w:val="{06C7DF6B-01F4-452C-A1DA-73EF4903F0D2}"/>
-      </w:docPartPr>
-      <w:docPartBody>
-        <w:p>
-          <w:r>
-            <w:t>Two thousand and [Year]</w:t>
-          </w:r>
-        </w:p>
-      </w:docPartBody>
-    </w:docPart>
-    <w:docPart>
-      <w:docPartPr>
-        <w:name w:val="952F4AB91D694E44875E8F2806D7E48D"/>
-        <w:category>
-          <w:name w:val="General"/>
-          <w:gallery w:val="placeholder"/>
-        </w:category>
-        <w:types>
-          <w:type w:val="bbPlcHdr"/>
-        </w:types>
-        <w:behaviors>
-          <w:behavior w:val="content"/>
-        </w:behaviors>
-        <w:guid w:val="{0BD1C2F8-3AC7-445A-B4F0-6EABA66FC1D9}"/>
-      </w:docPartPr>
-      <w:docPartBody>
-        <w:p>
-          <w:r>
-            <w:t>At Location City, State.</w:t>
-          </w:r>
-        </w:p>
-      </w:docPartBody>
-    </w:docPart>
-  </w:docParts>
-</w:glossaryDocument>
-</file>
-
-<file path=word/glossary/fontTable2.xml><?xml version="1.0" encoding="utf-8"?>
-<w:fonts xmlns:mc="http://schemas.openxmlformats.org/markup-compatibility/2006" xmlns:r="http://schemas.openxmlformats.org/officeDocument/2006/relationships" xmlns:w="http://schemas.openxmlformats.org/wordprocessingml/2006/main" xmlns:w14="http://schemas.microsoft.com/office/word/2010/wordml" xmlns:w15="http://schemas.microsoft.com/office/word/2012/wordml" xmlns:w16cex="http://schemas.microsoft.com/office/word/2018/wordml/cex" xmlns:w16cid="http://schemas.microsoft.com/office/word/2016/wordml/cid" xmlns:w16="http://schemas.microsoft.com/office/word/2018/wordml" xmlns:w16du="http://schemas.microsoft.com/office/word/2023/wordml/word16du" xmlns:w16sdtdh="http://schemas.microsoft.com/office/word/2020/wordml/sdtdatahash" xmlns:w16se="http://schemas.microsoft.com/office/word/2015/wordml/symex" mc:Ignorable="w14 w15 w16se w16cid w16 w16cex w16sdtdh w16du">
-  <w:font w:name="Avenir Next LT Pro Light">
-    <w:panose1 w:val="020B0304020202020204"/>
-    <w:charset w:val="00"/>
-    <w:family w:val="swiss"/>
-    <w:pitch w:val="variable"/>
-    <w:sig w:usb0="A00000EF" w:usb1="5000204B" w:usb2="00000000" w:usb3="00000000" w:csb0="00000093" w:csb1="00000000"/>
-  </w:font>
-  <w:font w:name="Times New Roman">
-    <w:panose1 w:val="02020603050405020304"/>
-    <w:charset w:val="00"/>
-    <w:family w:val="roman"/>
-    <w:pitch w:val="variable"/>
-    <w:sig w:usb0="E0002EFF" w:usb1="C000785B" w:usb2="00000009" w:usb3="00000000" w:csb0="000001FF" w:csb1="00000000"/>
-  </w:font>
-  <w:font w:name="Avenir Next LT Pro">
-    <w:panose1 w:val="020B0804020202020204"/>
-    <w:charset w:val="00"/>
-    <w:family w:val="swiss"/>
-    <w:pitch w:val="variable"/>
-    <w:sig w:usb0="800000EF" w:usb1="5000204A" w:usb2="00000000" w:usb3="00000000" w:csb0="00000093" w:csb1="00000000"/>
-  </w:font>
-  <w:font w:name="Aptos">
-    <w:charset w:val="00"/>
-    <w:family w:val="swiss"/>
-    <w:pitch w:val="variable"/>
-    <w:sig w:usb0="20000287" w:usb1="00000003" w:usb2="00000000" w:usb3="00000000" w:csb0="0000019F" w:csb1="00000000"/>
-  </w:font>
-  <w:font w:name="Aptos Display">
-    <w:charset w:val="00"/>
-    <w:family w:val="swiss"/>
-    <w:pitch w:val="variable"/>
-    <w:sig w:usb0="20000287" w:usb1="00000003" w:usb2="00000000" w:usb3="00000000" w:csb0="0000019F" w:csb1="00000000"/>
-  </w:font>
-</w:fonts>
-</file>
-
-<file path=word/glossary/settings2.xml><?xml version="1.0" encoding="utf-8"?>
-<w:settings xmlns:mc="http://schemas.openxmlformats.org/markup-compatibility/2006" xmlns:o="urn:schemas-microsoft-com:office:office" xmlns:r="http://schemas.openxmlformats.org/officeDocument/2006/relationships" xmlns:m="http://schemas.openxmlformats.org/officeDocument/2006/math" xmlns:v="urn:schemas-microsoft-com:vml" xmlns:w10="urn:schemas-microsoft-com:office:word" xmlns:w="http://schemas.openxmlformats.org/wordprocessingml/2006/main" xmlns:w14="http://schemas.microsoft.com/office/word/2010/wordml" xmlns:w15="http://schemas.microsoft.com/office/word/2012/wordml" xmlns:w16cex="http://schemas.microsoft.com/office/word/2018/wordml/cex" xmlns:w16cid="http://schemas.microsoft.com/office/word/2016/wordml/cid" xmlns:w16="http://schemas.microsoft.com/office/word/2018/wordml" xmlns:w16du="http://schemas.microsoft.com/office/word/2023/wordml/word16du" xmlns:w16sdtdh="http://schemas.microsoft.com/office/word/2020/wordml/sdtdatahash" xmlns:w16se="http://schemas.microsoft.com/office/word/2015/wordml/symex" xmlns:sl="http://schemas.openxmlformats.org/schemaLibrary/2006/main" mc:Ignorable="w14 w15 w16se w16cid w16 w16cex w16sdtdh w16du">
-  <w:view w:val="normal"/>
-  <w:defaultTabStop w:val="720"/>
-  <w:characterSpacingControl w:val="doNotCompress"/>
-  <w:compat>
-    <w:useFELayout/>
-    <w:compatSetting w:name="compatibilityMode" w:uri="http://schemas.microsoft.com/office/word" w:val="15"/>
-    <w:compatSetting w:name="overrideTableStyleFontSizeAndJustification" w:uri="http://schemas.microsoft.com/office/word" w:val="1"/>
-    <w:compatSetting w:name="enableOpenTypeFeatures" w:uri="http://schemas.microsoft.com/office/word" w:val="1"/>
-    <w:compatSetting w:name="doNotFlipMirrorIndents" w:uri="http://schemas.microsoft.com/office/word" w:val="1"/>
-    <w:compatSetting w:name="differentiateMultirowTableHeaders" w:uri="http://schemas.microsoft.com/office/word" w:val="1"/>
-    <w:compatSetting w:name="useWord2013TrackBottomHyphenation" w:uri="http://schemas.microsoft.com/office/word" w:val="1"/>
-  </w:compat>
-  <w:rsids>
-    <w:rsidRoot w:val="00F52085"/>
-    <w:rsid w:val="000940F0"/>
-    <w:rsid w:val="00150723"/>
-    <w:rsid w:val="001E0AF9"/>
-    <w:rsid w:val="003C4E5D"/>
-    <w:rsid w:val="00541B28"/>
-    <w:rsid w:val="005B50AD"/>
-    <w:rsid w:val="00705B0E"/>
-    <w:rsid w:val="009567CC"/>
-    <w:rsid w:val="009F7EF5"/>
-    <w:rsid w:val="00AD6578"/>
-    <w:rsid w:val="00B4335B"/>
-    <w:rsid w:val="00C50CB1"/>
-    <w:rsid w:val="00D52353"/>
-    <w:rsid w:val="00D5298E"/>
-    <w:rsid w:val="00DA781B"/>
-    <w:rsid w:val="00E501E2"/>
-    <w:rsid w:val="00F218C4"/>
-    <w:rsid w:val="00F52085"/>
-  </w:rsids>
-  <m:mathPr>
-    <m:mathFont m:val="Cambria Math"/>
-    <m:brkBin m:val="before"/>
-    <m:brkBinSub m:val="--"/>
-    <m:smallFrac m:val="0"/>
-    <m:dispDef/>
-    <m:lMargin m:val="0"/>
-    <m:rMargin m:val="0"/>
-    <m:defJc m:val="centerGroup"/>
-    <m:wrapIndent m:val="1440"/>
-    <m:intLim m:val="subSup"/>
-    <m:naryLim m:val="undOvr"/>
-  </m:mathPr>
-  <w:themeFontLang w:val="en-US"/>
-  <w:clrSchemeMapping w:bg1="light1" w:t1="dark1" w:bg2="light2" w:t2="dark2" w:accent1="accent1" w:accent2="accent2" w:accent3="accent3" w:accent4="accent4" w:accent5="accent5" w:accent6="accent6" w:hyperlink="hyperlink" w:followedHyperlink="followedHyperlink"/>
-  <w:decimalSymbol w:val="."/>
-  <w:listSeparator w:val=","/>
-  <w15:chartTrackingRefBased/>
-</w:settings>
-</file>
-
-<file path=word/glossary/styles2.xml><?xml version="1.0" encoding="utf-8"?>
-<w:styles xmlns:mc="http://schemas.openxmlformats.org/markup-compatibility/2006" xmlns:r="http://schemas.openxmlformats.org/officeDocument/2006/relationships" xmlns:w="http://schemas.openxmlformats.org/wordprocessingml/2006/main" xmlns:w14="http://schemas.microsoft.com/office/word/2010/wordml" xmlns:w15="http://schemas.microsoft.com/office/word/2012/wordml" xmlns:w16cex="http://schemas.microsoft.com/office/word/2018/wordml/cex" xmlns:w16cid="http://schemas.microsoft.com/office/word/2016/wordml/cid" xmlns:w16="http://schemas.microsoft.com/office/word/2018/wordml" xmlns:w16du="http://schemas.microsoft.com/office/word/2023/wordml/word16du" xmlns:w16sdtdh="http://schemas.microsoft.com/office/word/2020/wordml/sdtdatahash" xmlns:w16se="http://schemas.microsoft.com/office/word/2015/wordml/symex" mc:Ignorable="w14 w15 w16se w16cid w16 w16cex w16sdtdh w16du">
-  <w:docDefaults>
-    <w:rPrDefault>
-      <w:rPr>
-        <w:rFonts w:asciiTheme="minorHAnsi" w:eastAsiaTheme="minorEastAsia" w:hAnsiTheme="minorHAnsi" w:cstheme="minorBidi"/>
-        <w:sz w:val="22"/>
-        <w:szCs w:val="22"/>
-        <w:lang w:val="en-US" w:eastAsia="en-US" w:bidi="ar-SA"/>
-      </w:rPr>
-    </w:rPrDefault>
-    <w:pPrDefault>
-      <w:pPr>
-        <w:spacing w:after="160" w:line="259" w:lineRule="auto"/>
-      </w:pPr>
-    </w:pPrDefault>
-  </w:docDefaults>
-  <w:latentStyles w:defLockedState="0" w:defUIPriority="99" w:defSemiHidden="0" w:defUnhideWhenUsed="0" w:defQFormat="0" w:count="376">
-    <w:lsdException w:name="Normal" w:uiPriority="0" w:qFormat="1"/>
-    <w:lsdException w:name="heading 1" w:uiPriority="9" w:qFormat="1"/>
-    <w:lsdException w:name="heading 2" w:semiHidden="1" w:uiPriority="9" w:unhideWhenUsed="1" w:qFormat="1"/>
-    <w:lsdException w:name="heading 3" w:semiHidden="1" w:uiPriority="9" w:unhideWhenUsed="1" w:qFormat="1"/>
-    <w:lsdException w:name="heading 4" w:semiHidden="1" w:uiPriority="9" w:unhideWhenUsed="1" w:qFormat="1"/>
-    <w:lsdException w:name="heading 5" w:semiHidden="1" w:uiPriority="9" w:unhideWhenUsed="1" w:qFormat="1"/>
-    <w:lsdException w:name="heading 6" w:semiHidden="1" w:uiPriority="9" w:unhideWhenUsed="1" w:qFormat="1"/>
-    <w:lsdException w:name="heading 7" w:semiHidden="1" w:uiPriority="9" w:unhideWhenUsed="1" w:qFormat="1"/>
-    <w:lsdException w:name="heading 8" w:semiHidden="1" w:uiPriority="9" w:unhideWhenUsed="1" w:qFormat="1"/>
-    <w:lsdException w:name="heading 9" w:semiHidden="1" w:uiPriority="9" w:unhideWhenUsed="1" w:qFormat="1"/>
-    <w:lsdException w:name="index 1" w:semiHidden="1" w:unhideWhenUsed="1"/>
-    <w:lsdException w:name="index 2" w:semiHidden="1" w:unhideWhenUsed="1"/>
-    <w:lsdException w:name="index 3" w:semiHidden="1" w:unhideWhenUsed="1"/>
-    <w:lsdException w:name="index 4" w:semiHidden="1" w:unhideWhenUsed="1"/>
-    <w:lsdException w:name="index 5" w:semiHidden="1" w:unhideWhenUsed="1"/>
-    <w:lsdException w:name="index 6" w:semiHidden="1" w:unhideWhenUsed="1"/>
-    <w:lsdException w:name="index 7" w:semiHidden="1" w:unhideWhenUsed="1"/>
-    <w:lsdException w:name="index 8" w:semiHidden="1" w:unhideWhenUsed="1"/>
-    <w:lsdException w:name="index 9" w:semiHidden="1" w:unhideWhenUsed="1"/>
-    <w:lsdException w:name="toc 1" w:semiHidden="1" w:uiPriority="39" w:unhideWhenUsed="1"/>
-    <w:lsdException w:name="toc 2" w:semiHidden="1" w:uiPriority="39" w:unhideWhenUsed="1"/>
-    <w:lsdException w:name="toc 3" w:semiHidden="1" w:uiPriority="39" w:unhideWhenUsed="1"/>
-    <w:lsdException w:name="toc 4" w:semiHidden="1" w:uiPriority="39" w:unhideWhenUsed="1"/>
-    <w:lsdException w:name="toc 5" w:semiHidden="1" w:uiPriority="39" w:unhideWhenUsed="1"/>
-    <w:lsdException w:name="toc 6" w:semiHidden="1" w:uiPriority="39" w:unhideWhenUsed="1"/>
-    <w:lsdException w:name="toc 7" w:semiHidden="1" w:uiPriority="39" w:unhideWhenUsed="1"/>
-    <w:lsdException w:name="toc 8" w:semiHidden="1" w:uiPriority="39" w:unhideWhenUsed="1"/>
-    <w:lsdException w:name="toc 9" w:semiHidden="1" w:uiPriority="39" w:unhideWhenUsed="1"/>
-    <w:lsdException w:name="Normal Indent" w:semiHidden="1" w:unhideWhenUsed="1"/>
-    <w:lsdException w:name="footnote text" w:semiHidden="1" w:unhideWhenUsed="1"/>
-    <w:lsdException w:name="annotation text" w:semiHidden="1" w:unhideWhenUsed="1"/>
-    <w:lsdException w:name="header" w:semiHidden="1" w:unhideWhenUsed="1"/>
-    <w:lsdException w:name="footer" w:semiHidden="1" w:unhideWhenUsed="1"/>
-    <w:lsdException w:name="index heading" w:semiHidden="1" w:unhideWhenUsed="1"/>
-    <w:lsdException w:name="caption" w:semiHidden="1" w:uiPriority="35" w:unhideWhenUsed="1" w:qFormat="1"/>
-    <w:lsdException w:name="table of figures" w:semiHidden="1" w:unhideWhenUsed="1"/>
-    <w:lsdException w:name="envelope address" w:semiHidden="1" w:unhideWhenUsed="1"/>
-    <w:lsdException w:name="envelope return" w:semiHidden="1" w:unhideWhenUsed="1"/>
-    <w:lsdException w:name="footnote reference" w:semiHidden="1" w:unhideWhenUsed="1"/>
-    <w:lsdException w:name="annotation reference" w:semiHidden="1" w:unhideWhenUsed="1"/>
-    <w:lsdException w:name="line number" w:semiHidden="1" w:unhideWhenUsed="1"/>
-    <w:lsdException w:name="page number" w:semiHidden="1" w:unhideWhenUsed="1"/>
-    <w:lsdException w:name="endnote reference" w:semiHidden="1" w:unhideWhenUsed="1"/>
-    <w:lsdException w:name="endnote text" w:semiHidden="1" w:unhideWhenUsed="1"/>
-    <w:lsdException w:name="table of authorities" w:semiHidden="1" w:unhideWhenUsed="1"/>
-    <w:lsdException w:name="macro" w:semiHidden="1" w:unhideWhenUsed="1"/>
-    <w:lsdException w:name="toa heading" w:semiHidden="1" w:unhideWhenUsed="1"/>
-    <w:lsdException w:name="List" w:semiHidden="1" w:unhideWhenUsed="1"/>
-    <w:lsdException w:name="List Bullet" w:semiHidden="1" w:unhideWhenUsed="1"/>
-    <w:lsdException w:name="List Number" w:semiHidden="1" w:unhideWhenUsed="1"/>
-    <w:lsdException w:name="List 2" w:semiHidden="1" w:unhideWhenUsed="1"/>
-    <w:lsdException w:name="List 3" w:semiHidden="1" w:unhideWhenUsed="1"/>
-    <w:lsdException w:name="List 4" w:semiHidden="1" w:unhideWhenUsed="1"/>
-    <w:lsdException w:name="List 5" w:semiHidden="1" w:unhideWhenUsed="1"/>
-    <w:lsdException w:name="List Bullet 2" w:semiHidden="1" w:unhideWhenUsed="1"/>
-    <w:lsdException w:name="List Bullet 3" w:semiHidden="1" w:unhideWhenUsed="1"/>
-    <w:lsdException w:name="List Bullet 4" w:semiHidden="1" w:unhideWhenUsed="1"/>
-    <w:lsdException w:name="List Bullet 5" w:semiHidden="1" w:unhideWhenUsed="1"/>
-    <w:lsdException w:name="List Number 2" w:semiHidden="1" w:unhideWhenUsed="1"/>
-    <w:lsdException w:name="List Number 3" w:semiHidden="1" w:unhideWhenUsed="1"/>
-    <w:lsdException w:name="List Number 4" w:semiHidden="1" w:unhideWhenUsed="1"/>
-    <w:lsdException w:name="List Number 5" w:semiHidden="1" w:unhideWhenUsed="1"/>
-    <w:lsdException w:name="Title" w:uiPriority="10" w:qFormat="1"/>
-    <w:lsdException w:name="Closing" w:semiHidden="1" w:unhideWhenUsed="1"/>
-    <w:lsdException w:name="Signature" w:semiHidden="1" w:unhideWhenUsed="1"/>
-    <w:lsdException w:name="Default Paragraph Font" w:semiHidden="1" w:uiPriority="1" w:unhideWhenUsed="1"/>
-    <w:lsdException w:name="Body Text" w:semiHidden="1" w:unhideWhenUsed="1"/>
-    <w:lsdException w:name="Body Text Indent" w:semiHidden="1" w:unhideWhenUsed="1"/>
-    <w:lsdException w:name="List Continue" w:semiHidden="1" w:unhideWhenUsed="1"/>
-    <w:lsdException w:name="List Continue 2" w:semiHidden="1" w:unhideWhenUsed="1"/>
-    <w:lsdException w:name="List Continue 3" w:semiHidden="1" w:unhideWhenUsed="1"/>
-    <w:lsdException w:name="List Continue 4" w:semiHidden="1" w:unhideWhenUsed="1"/>
-    <w:lsdException w:name="List Continue 5" w:semiHidden="1" w:unhideWhenUsed="1"/>
-    <w:lsdException w:name="Message Header" w:semiHidden="1" w:unhideWhenUsed="1"/>
-    <w:lsdException w:name="Subtitle" w:uiPriority="11" w:qFormat="1"/>
-    <w:lsdException w:name="Salutation" w:semiHidden="1" w:unhideWhenUsed="1"/>
-    <w:lsdException w:name="Date" w:semiHidden="1" w:unhideWhenUsed="1"/>
-    <w:lsdException w:name="Body Text First Indent" w:semiHidden="1" w:unhideWhenUsed="1"/>
-    <w:lsdException w:name="Body Text First Indent 2" w:semiHidden="1" w:unhideWhenUsed="1"/>
-    <w:lsdException w:name="Note Heading" w:semiHidden="1" w:unhideWhenUsed="1"/>
-    <w:lsdException w:name="Body Text 2" w:semiHidden="1" w:unhideWhenUsed="1"/>
-    <w:lsdException w:name="Body Text 3" w:semiHidden="1" w:unhideWhenUsed="1"/>
-    <w:lsdException w:name="Body Text Indent 2" w:semiHidden="1" w:unhideWhenUsed="1"/>
-    <w:lsdException w:name="Body Text Indent 3" w:semiHidden="1" w:unhideWhenUsed="1"/>
-    <w:lsdException w:name="Block Text" w:semiHidden="1" w:unhideWhenUsed="1"/>
-    <w:lsdException w:name="Hyperlink" w:semiHidden="1" w:unhideWhenUsed="1"/>
-    <w:lsdException w:name="FollowedHyperlink" w:semiHidden="1" w:unhideWhenUsed="1"/>
-    <w:lsdException w:name="Strong" w:uiPriority="22" w:qFormat="1"/>
-    <w:lsdException w:name="Emphasis" w:uiPriority="20" w:qFormat="1"/>
-    <w:lsdException w:name="Document Map" w:semiHidden="1" w:unhideWhenUsed="1"/>
-    <w:lsdException w:name="Plain Text" w:semiHidden="1" w:unhideWhenUsed="1"/>
-    <w:lsdException w:name="E-mail Signature" w:semiHidden="1" w:unhideWhenUsed="1"/>
-    <w:lsdException w:name="HTML Top of Form" w:semiHidden="1" w:unhideWhenUsed="1"/>
-    <w:lsdException w:name="HTML Bottom of Form" w:semiHidden="1" w:unhideWhenUsed="1"/>
-    <w:lsdException w:name="Normal (Web)" w:semiHidden="1" w:unhideWhenUsed="1"/>
-    <w:lsdException w:name="HTML Acronym" w:semiHidden="1" w:unhideWhenUsed="1"/>
-    <w:lsdException w:name="HTML Address" w:semiHidden="1" w:unhideWhenUsed="1"/>
-    <w:lsdException w:name="HTML Cite" w:semiHidden="1" w:unhideWhenUsed="1"/>
-    <w:lsdException w:name="HTML Code" w:semiHidden="1" w:unhideWhenUsed="1"/>
-    <w:lsdException w:name="HTML Definition" w:semiHidden="1" w:unhideWhenUsed="1"/>
-    <w:lsdException w:name="HTML Keyboard" w:semiHidden="1" w:unhideWhenUsed="1"/>
-    <w:lsdException w:name="HTML Preformatted" w:semiHidden="1" w:unhideWhenUsed="1"/>
-    <w:lsdException w:name="HTML Sample" w:semiHidden="1" w:unhideWhenUsed="1"/>
-    <w:lsdException w:name="HTML Typewriter" w:semiHidden="1" w:unhideWhenUsed="1"/>
-    <w:lsdException w:name="HTML Variable" w:semiHidden="1" w:unhideWhenUsed="1"/>
-    <w:lsdException w:name="Normal Table" w:semiHidden="1" w:unhideWhenUsed="1"/>
-    <w:lsdException w:name="annotation subject" w:semiHidden="1" w:unhideWhenUsed="1"/>
-    <w:lsdException w:name="No List" w:semiHidden="1" w:unhideWhenUsed="1"/>
-    <w:lsdException w:name="Outline List 1" w:semiHidden="1" w:unhideWhenUsed="1"/>
-    <w:lsdException w:name="Outline List 2" w:semiHidden="1" w:unhideWhenUsed="1"/>
-    <w:lsdException w:name="Outline List 3" w:semiHidden="1" w:unhideWhenUsed="1"/>
-    <w:lsdException w:name="Table Simple 1" w:semiHidden="1" w:unhideWhenUsed="1"/>
-    <w:lsdException w:name="Table Simple 2" w:semiHidden="1" w:unhideWhenUsed="1"/>
-    <w:lsdException w:name="Table Simple 3" w:semiHidden="1" w:unhideWhenUsed="1"/>
-    <w:lsdException w:name="Table Classic 1" w:semiHidden="1" w:unhideWhenUsed="1"/>
-    <w:lsdException w:name="Table Classic 2" w:semiHidden="1" w:unhideWhenUsed="1"/>
-    <w:lsdException w:name="Table Classic 3" w:semiHidden="1" w:unhideWhenUsed="1"/>
-    <w:lsdException w:name="Table Classic 4" w:semiHidden="1" w:unhideWhenUsed="1"/>
-    <w:lsdException w:name="Table Colorful 1" w:semiHidden="1" w:unhideWhenUsed="1"/>
-    <w:lsdException w:name="Table Colorful 2" w:semiHidden="1" w:unhideWhenUsed="1"/>
-    <w:lsdException w:name="Table Colorful 3" w:semiHidden="1" w:unhideWhenUsed="1"/>
-    <w:lsdException w:name="Table Columns 1" w:semiHidden="1" w:unhideWhenUsed="1"/>
-    <w:lsdException w:name="Table Columns 2" w:semiHidden="1" w:unhideWhenUsed="1"/>
-    <w:lsdException w:name="Table Columns 3" w:semiHidden="1" w:unhideWhenUsed="1"/>
-    <w:lsdException w:name="Table Columns 4" w:semiHidden="1" w:unhideWhenUsed="1"/>
-    <w:lsdException w:name="Table Columns 5" w:semiHidden="1" w:unhideWhenUsed="1"/>
-    <w:lsdException w:name="Table Grid 1" w:semiHidden="1" w:unhideWhenUsed="1"/>
-    <w:lsdException w:name="Table Grid 2" w:semiHidden="1" w:unhideWhenUsed="1"/>
-    <w:lsdException w:name="Table Grid 3" w:semiHidden="1" w:unhideWhenUsed="1"/>
-    <w:lsdException w:name="Table Grid 4" w:semiHidden="1" w:unhideWhenUsed="1"/>
-    <w:lsdException w:name="Table Grid 5" w:semiHidden="1" w:unhideWhenUsed="1"/>
-    <w:lsdException w:name="Table Grid 6" w:semiHidden="1" w:unhideWhenUsed="1"/>
-    <w:lsdException w:name="Table Grid 7" w:semiHidden="1" w:unhideWhenUsed="1"/>
-    <w:lsdException w:name="Table Grid 8" w:semiHidden="1" w:unhideWhenUsed="1"/>
-    <w:lsdException w:name="Table List 1" w:semiHidden="1" w:unhideWhenUsed="1"/>
-    <w:lsdException w:name="Table List 2" w:semiHidden="1" w:unhideWhenUsed="1"/>
-    <w:lsdException w:name="Table List 3" w:semiHidden="1" w:unhideWhenUsed="1"/>
-    <w:lsdException w:name="Table List 4" w:semiHidden="1" w:unhideWhenUsed="1"/>
-    <w:lsdException w:name="Table List 5" w:semiHidden="1" w:unhideWhenUsed="1"/>
-    <w:lsdException w:name="Table List 6" w:semiHidden="1" w:unhideWhenUsed="1"/>
-    <w:lsdException w:name="Table List 7" w:semiHidden="1" w:unhideWhenUsed="1"/>
-    <w:lsdException w:name="Table List 8" w:semiHidden="1" w:unhideWhenUsed="1"/>
-    <w:lsdException w:name="Table 3D effects 1" w:semiHidden="1" w:unhideWhenUsed="1"/>
-    <w:lsdException w:name="Table 3D effects 2" w:semiHidden="1" w:unhideWhenUsed="1"/>
-    <w:lsdException w:name="Table 3D effects 3" w:semiHidden="1" w:unhideWhenUsed="1"/>
-    <w:lsdException w:name="Table Contemporary" w:semiHidden="1" w:unhideWhenUsed="1"/>
-    <w:lsdException w:name="Table Elegant" w:semiHidden="1" w:unhideWhenUsed="1"/>
-    <w:lsdException w:name="Table Professional" w:semiHidden="1" w:unhideWhenUsed="1"/>
-    <w:lsdException w:name="Table Subtle 1" w:semiHidden="1" w:unhideWhenUsed="1"/>
-    <w:lsdException w:name="Table Subtle 2" w:semiHidden="1" w:unhideWhenUsed="1"/>
-    <w:lsdException w:name="Table Web 1" w:semiHidden="1" w:unhideWhenUsed="1"/>
-    <w:lsdException w:name="Table Web 2" w:semiHidden="1" w:unhideWhenUsed="1"/>
-    <w:lsdException w:name="Table Web 3" w:semiHidden="1" w:unhideWhenUsed="1"/>
-    <w:lsdException w:name="Balloon Text" w:semiHidden="1" w:unhideWhenUsed="1"/>
-    <w:lsdException w:name="Table Grid" w:uiPriority="39"/>
-    <w:lsdException w:name="Table Theme" w:semiHidden="1" w:unhideWhenUsed="1"/>
-    <w:lsdException w:name="Placeholder Text" w:semiHidden="1"/>
-    <w:lsdException w:name="No Spacing" w:uiPriority="1" w:qFormat="1"/>
-    <w:lsdException w:name="Light Shading" w:uiPriority="60"/>
-    <w:lsdException w:name="Light List" w:uiPriority="61"/>
-    <w:lsdException w:name="Light Grid" w:uiPriority="62"/>
-    <w:lsdException w:name="Medium Shading 1" w:uiPriority="63"/>
-    <w:lsdException w:name="Medium Shading 2" w:uiPriority="64"/>
-    <w:lsdException w:name="Medium List 1" w:uiPriority="65"/>
-    <w:lsdException w:name="Medium List 2" w:uiPriority="66"/>
-    <w:lsdException w:name="Medium Grid 1" w:uiPriority="67"/>
-    <w:lsdException w:name="Medium Grid 2" w:uiPriority="68"/>
-    <w:lsdException w:name="Medium Grid 3" w:uiPriority="69"/>
-    <w:lsdException w:name="Dark List" w:uiPriority="70"/>
-    <w:lsdException w:name="Colorful Shading" w:uiPriority="71"/>
-    <w:lsdException w:name="Colorful List" w:uiPriority="72"/>
-    <w:lsdException w:name="Colorful Grid" w:uiPriority="73"/>
-    <w:lsdException w:name="Light Shading Accent 1" w:uiPriority="60"/>
-    <w:lsdException w:name="Light List Accent 1" w:uiPriority="61"/>
-    <w:lsdException w:name="Light Grid Accent 1" w:uiPriority="62"/>
-    <w:lsdException w:name="Medium Shading 1 Accent 1" w:uiPriority="63"/>
-    <w:lsdException w:name="Medium Shading 2 Accent 1" w:uiPriority="64"/>
-    <w:lsdException w:name="Medium List 1 Accent 1" w:uiPriority="65"/>
-    <w:lsdException w:name="Revision" w:semiHidden="1"/>
-    <w:lsdException w:name="List Paragraph" w:uiPriority="34" w:qFormat="1"/>
-    <w:lsdException w:name="Quote" w:uiPriority="29" w:qFormat="1"/>
-    <w:lsdException w:name="Intense Quote" w:uiPriority="30" w:qFormat="1"/>
-    <w:lsdException w:name="Medium List 2 Accent 1" w:uiPriority="66"/>
-    <w:lsdException w:name="Medium Grid 1 Accent 1" w:uiPriority="67"/>
-    <w:lsdException w:name="Medium Grid 2 Accent 1" w:uiPriority="68"/>
-    <w:lsdException w:name="Medium Grid 3 Accent 1" w:uiPriority="69"/>
-    <w:lsdException w:name="Dark List Accent 1" w:uiPriority="70"/>
-    <w:lsdException w:name="Colorful Shading Accent 1" w:uiPriority="71"/>
-    <w:lsdException w:name="Colorful List Accent 1" w:uiPriority="72"/>
-    <w:lsdException w:name="Colorful Grid Accent 1" w:uiPriority="73"/>
-    <w:lsdException w:name="Light Shading Accent 2" w:uiPriority="60"/>
-    <w:lsdException w:name="Light List Accent 2" w:uiPriority="61"/>
-    <w:lsdException w:name="Light Grid Accent 2" w:uiPriority="62"/>
-    <w:lsdException w:name="Medium Shading 1 Accent 2" w:uiPriority="63"/>
-    <w:lsdException w:name="Medium Shading 2 Accent 2" w:uiPriority="64"/>
-    <w:lsdException w:name="Medium List 1 Accent 2" w:uiPriority="65"/>
-    <w:lsdException w:name="Medium List 2 Accent 2" w:uiPriority="66"/>
-    <w:lsdException w:name="Medium Grid 1 Accent 2" w:uiPriority="67"/>
-    <w:lsdException w:name="Medium Grid 2 Accent 2" w:uiPriority="68"/>
-    <w:lsdException w:name="Medium Grid 3 Accent 2" w:uiPriority="69"/>
-    <w:lsdException w:name="Dark List Accent 2" w:uiPriority="70"/>
-    <w:lsdException w:name="Colorful Shading Accent 2" w:uiPriority="71"/>
-    <w:lsdException w:name="Colorful List Accent 2" w:uiPriority="72"/>
-    <w:lsdException w:name="Colorful Grid Accent 2" w:uiPriority="73"/>
-    <w:lsdException w:name="Light Shading Accent 3" w:uiPriority="60"/>
-    <w:lsdException w:name="Light List Accent 3" w:uiPriority="61"/>
-    <w:lsdException w:name="Light Grid Accent 3" w:uiPriority="62"/>
-    <w:lsdException w:name="Medium Shading 1 Accent 3" w:uiPriority="63"/>
-    <w:lsdException w:name="Medium Shading 2 Accent 3" w:uiPriority="64"/>
-    <w:lsdException w:name="Medium List 1 Accent 3" w:uiPriority="65"/>
-    <w:lsdException w:name="Medium List 2 Accent 3" w:uiPriority="66"/>
-    <w:lsdException w:name="Medium Grid 1 Accent 3" w:uiPriority="67"/>
-    <w:lsdException w:name="Medium Grid 2 Accent 3" w:uiPriority="68"/>
-    <w:lsdException w:name="Medium Grid 3 Accent 3" w:uiPriority="69"/>
-    <w:lsdException w:name="Dark List Accent 3" w:uiPriority="70"/>
-    <w:lsdException w:name="Colorful Shading Accent 3" w:uiPriority="71"/>
-    <w:lsdException w:name="Colorful List Accent 3" w:uiPriority="72"/>
-    <w:lsdException w:name="Colorful Grid Accent 3" w:uiPriority="73"/>
-    <w:lsdException w:name="Light Shading Accent 4" w:uiPriority="60"/>
-    <w:lsdException w:name="Light List Accent 4" w:uiPriority="61"/>
-    <w:lsdException w:name="Light Grid Accent 4" w:uiPriority="62"/>
-    <w:lsdException w:name="Medium Shading 1 Accent 4" w:uiPriority="63"/>
-    <w:lsdException w:name="Medium Shading 2 Accent 4" w:uiPriority="64"/>
-    <w:lsdException w:name="Medium List 1 Accent 4" w:uiPriority="65"/>
-    <w:lsdException w:name="Medium List 2 Accent 4" w:uiPriority="66"/>
-    <w:lsdException w:name="Medium Grid 1 Accent 4" w:uiPriority="67"/>
-    <w:lsdException w:name="Medium Grid 2 Accent 4" w:uiPriority="68"/>
-    <w:lsdException w:name="Medium Grid 3 Accent 4" w:uiPriority="69"/>
-    <w:lsdException w:name="Dark List Accent 4" w:uiPriority="70"/>
-    <w:lsdException w:name="Colorful Shading Accent 4" w:uiPriority="71"/>
-    <w:lsdException w:name="Colorful List Accent 4" w:uiPriority="72"/>
-    <w:lsdException w:name="Colorful Grid Accent 4" w:uiPriority="73"/>
-    <w:lsdException w:name="Light Shading Accent 5" w:uiPriority="60"/>
-    <w:lsdException w:name="Light List Accent 5" w:uiPriority="61"/>
-    <w:lsdException w:name="Light Grid Accent 5" w:uiPriority="62"/>
-    <w:lsdException w:name="Medium Shading 1 Accent 5" w:uiPriority="63"/>
-    <w:lsdException w:name="Medium Shading 2 Accent 5" w:uiPriority="64"/>
-    <w:lsdException w:name="Medium List 1 Accent 5" w:uiPriority="65"/>
-    <w:lsdException w:name="Medium List 2 Accent 5" w:uiPriority="66"/>
-    <w:lsdException w:name="Medium Grid 1 Accent 5" w:uiPriority="67"/>
-    <w:lsdException w:name="Medium Grid 2 Accent 5" w:uiPriority="68"/>
-    <w:lsdException w:name="Medium Grid 3 Accent 5" w:uiPriority="69"/>
-    <w:lsdException w:name="Dark List Accent 5" w:uiPriority="70"/>
-    <w:lsdException w:name="Colorful Shading Accent 5" w:uiPriority="71"/>
-    <w:lsdException w:name="Colorful List Accent 5" w:uiPriority="72"/>
-    <w:lsdException w:name="Colorful Grid Accent 5" w:uiPriority="73"/>
-    <w:lsdException w:name="Light Shading Accent 6" w:uiPriority="60"/>
-    <w:lsdException w:name="Light List Accent 6" w:uiPriority="61"/>
-    <w:lsdException w:name="Light Grid Accent 6" w:uiPriority="62"/>
-    <w:lsdException w:name="Medium Shading 1 Accent 6" w:uiPriority="63"/>
-    <w:lsdException w:name="Medium Shading 2 Accent 6" w:uiPriority="64"/>
-    <w:lsdException w:name="Medium List 1 Accent 6" w:uiPriority="65"/>
-    <w:lsdException w:name="Medium List 2 Accent 6" w:uiPriority="66"/>
-    <w:lsdException w:name="Medium Grid 1 Accent 6" w:uiPriority="67"/>
-    <w:lsdException w:name="Medium Grid 2 Accent 6" w:uiPriority="68"/>
-    <w:lsdException w:name="Medium Grid 3 Accent 6" w:uiPriority="69"/>
-    <w:lsdException w:name="Dark List Accent 6" w:uiPriority="70"/>
-    <w:lsdException w:name="Colorful Shading Accent 6" w:uiPriority="71"/>
-    <w:lsdException w:name="Colorful List Accent 6" w:uiPriority="72"/>
-    <w:lsdException w:name="Colorful Grid Accent 6" w:uiPriority="73"/>
-    <w:lsdException w:name="Subtle Emphasis" w:uiPriority="19" w:qFormat="1"/>
-    <w:lsdException w:name="Intense Emphasis" w:uiPriority="21" w:qFormat="1"/>
-    <w:lsdException w:name="Subtle Reference" w:uiPriority="31" w:qFormat="1"/>
-    <w:lsdException w:name="Intense Reference" w:uiPriority="32" w:qFormat="1"/>
-    <w:lsdException w:name="Book Title" w:uiPriority="33" w:qFormat="1"/>
-    <w:lsdException w:name="Bibliography" w:semiHidden="1" w:uiPriority="37" w:unhideWhenUsed="1"/>
-    <w:lsdException w:name="TOC Heading" w:semiHidden="1" w:uiPriority="39" w:unhideWhenUsed="1" w:qFormat="1"/>
-    <w:lsdException w:name="Plain Table 1" w:uiPriority="41"/>
-    <w:lsdException w:name="Plain Table 2" w:uiPriority="42"/>
-    <w:lsdException w:name="Plain Table 3" w:uiPriority="43"/>
-    <w:lsdException w:name="Plain Table 4" w:uiPriority="44"/>
-    <w:lsdException w:name="Plain Table 5" w:uiPriority="45"/>
-    <w:lsdException w:name="Grid Table Light" w:uiPriority="40"/>
-    <w:lsdException w:name="Grid Table 1 Light" w:uiPriority="46"/>
-    <w:lsdException w:name="Grid Table 2" w:uiPriority="47"/>
-    <w:lsdException w:name="Grid Table 3" w:uiPriority="48"/>
-    <w:lsdException w:name="Grid Table 4" w:uiPriority="49"/>
-    <w:lsdException w:name="Grid Table 5 Dark" w:uiPriority="50"/>
-    <w:lsdException w:name="Grid Table 6 Colorful" w:uiPriority="51"/>
-    <w:lsdException w:name="Grid Table 7 Colorful" w:uiPriority="52"/>
-    <w:lsdException w:name="Grid Table 1 Light Accent 1" w:uiPriority="46"/>
-    <w:lsdException w:name="Grid Table 2 Accent 1" w:uiPriority="47"/>
-    <w:lsdException w:name="Grid Table 3 Accent 1" w:uiPriority="48"/>
-    <w:lsdException w:name="Grid Table 4 Accent 1" w:uiPriority="49"/>
-    <w:lsdException w:name="Grid Table 5 Dark Accent 1" w:uiPriority="50"/>
-    <w:lsdException w:name="Grid Table 6 Colorful Accent 1" w:uiPriority="51"/>
-    <w:lsdException w:name="Grid Table 7 Colorful Accent 1" w:uiPriority="52"/>
-    <w:lsdException w:name="Grid Table 1 Light Accent 2" w:uiPriority="46"/>
-    <w:lsdException w:name="Grid Table 2 Accent 2" w:uiPriority="47"/>
-    <w:lsdException w:name="Grid Table 3 Accent 2" w:uiPriority="48"/>
-    <w:lsdException w:name="Grid Table 4 Accent 2" w:uiPriority="49"/>
-    <w:lsdException w:name="Grid Table 5 Dark Accent 2" w:uiPriority="50"/>
-    <w:lsdException w:name="Grid Table 6 Colorful Accent 2" w:uiPriority="51"/>
-    <w:lsdException w:name="Grid Table 7 Colorful Accent 2" w:uiPriority="52"/>
-    <w:lsdException w:name="Grid Table 1 Light Accent 3" w:uiPriority="46"/>
-    <w:lsdException w:name="Grid Table 2 Accent 3" w:uiPriority="47"/>
-    <w:lsdException w:name="Grid Table 3 Accent 3" w:uiPriority="48"/>
-    <w:lsdException w:name="Grid Table 4 Accent 3" w:uiPriority="49"/>
-    <w:lsdException w:name="Grid Table 5 Dark Accent 3" w:uiPriority="50"/>
-    <w:lsdException w:name="Grid Table 6 Colorful Accent 3" w:uiPriority="51"/>
-    <w:lsdException w:name="Grid Table 7 Colorful Accent 3" w:uiPriority="52"/>
-    <w:lsdException w:name="Grid Table 1 Light Accent 4" w:uiPriority="46"/>
-    <w:lsdException w:name="Grid Table 2 Accent 4" w:uiPriority="47"/>
-    <w:lsdException w:name="Grid Table 3 Accent 4" w:uiPriority="48"/>
-    <w:lsdException w:name="Grid Table 4 Accent 4" w:uiPriority="49"/>
-    <w:lsdException w:name="Grid Table 5 Dark Accent 4" w:uiPriority="50"/>
-    <w:lsdException w:name="Grid Table 6 Colorful Accent 4" w:uiPriority="51"/>
-    <w:lsdException w:name="Grid Table 7 Colorful Accent 4" w:uiPriority="52"/>
-    <w:lsdException w:name="Grid Table 1 Light Accent 5" w:uiPriority="46"/>
-    <w:lsdException w:name="Grid Table 2 Accent 5" w:uiPriority="47"/>
-    <w:lsdException w:name="Grid Table 3 Accent 5" w:uiPriority="48"/>
-    <w:lsdException w:name="Grid Table 4 Accent 5" w:uiPriority="49"/>
-    <w:lsdException w:name="Grid Table 5 Dark Accent 5" w:uiPriority="50"/>
-    <w:lsdException w:name="Grid Table 6 Colorful Accent 5" w:uiPriority="51"/>
-    <w:lsdException w:name="Grid Table 7 Colorful Accent 5" w:uiPriority="52"/>
-    <w:lsdException w:name="Grid Table 1 Light Accent 6" w:uiPriority="46"/>
-    <w:lsdException w:name="Grid Table 2 Accent 6" w:uiPriority="47"/>
-    <w:lsdException w:name="Grid Table 3 Accent 6" w:uiPriority="48"/>
-    <w:lsdException w:name="Grid Table 4 Accent 6" w:uiPriority="49"/>
-    <w:lsdException w:name="Grid Table 5 Dark Accent 6" w:uiPriority="50"/>
-    <w:lsdException w:name="Grid Table 6 Colorful Accent 6" w:uiPriority="51"/>
-    <w:lsdException w:name="Grid Table 7 Colorful Accent 6" w:uiPriority="52"/>
-    <w:lsdException w:name="List Table 1 Light" w:uiPriority="46"/>
-    <w:lsdException w:name="List Table 2" w:uiPriority="47"/>
-    <w:lsdException w:name="List Table 3" w:uiPriority="48"/>
-    <w:lsdException w:name="List Table 4" w:uiPriority="49"/>
-    <w:lsdException w:name="List Table 5 Dark" w:uiPriority="50"/>
-    <w:lsdException w:name="List Table 6 Colorful" w:uiPriority="51"/>
-    <w:lsdException w:name="List Table 7 Colorful" w:uiPriority="52"/>
-    <w:lsdException w:name="List Table 1 Light Accent 1" w:uiPriority="46"/>
-    <w:lsdException w:name="List Table 2 Accent 1" w:uiPriority="47"/>
-    <w:lsdException w:name="List Table 3 Accent 1" w:uiPriority="48"/>
-    <w:lsdException w:name="List Table 4 Accent 1" w:uiPriority="49"/>
-    <w:lsdException w:name="List Table 5 Dark Accent 1" w:uiPriority="50"/>
-    <w:lsdException w:name="List Table 6 Colorful Accent 1" w:uiPriority="51"/>
-    <w:lsdException w:name="List Table 7 Colorful Accent 1" w:uiPriority="52"/>
-    <w:lsdException w:name="List Table 1 Light Accent 2" w:uiPriority="46"/>
-    <w:lsdException w:name="List Table 2 Accent 2" w:uiPriority="47"/>
-    <w:lsdException w:name="List Table 3 Accent 2" w:uiPriority="48"/>
-    <w:lsdException w:name="List Table 4 Accent 2" w:uiPriority="49"/>
-    <w:lsdException w:name="List Table 5 Dark Accent 2" w:uiPriority="50"/>
-    <w:lsdException w:name="List Table 6 Colorful Accent 2" w:uiPriority="51"/>
-    <w:lsdException w:name="List Table 7 Colorful Accent 2" w:uiPriority="52"/>
-    <w:lsdException w:name="List Table 1 Light Accent 3" w:uiPriority="46"/>
-    <w:lsdException w:name="List Table 2 Accent 3" w:uiPriority="47"/>
-    <w:lsdException w:name="List Table 3 Accent 3" w:uiPriority="48"/>
-    <w:lsdException w:name="List Table 4 Accent 3" w:uiPriority="49"/>
-    <w:lsdException w:name="List Table 5 Dark Accent 3" w:uiPriority="50"/>
-    <w:lsdException w:name="List Table 6 Colorful Accent 3" w:uiPriority="51"/>
-    <w:lsdException w:name="List Table 7 Colorful Accent 3" w:uiPriority="52"/>
-    <w:lsdException w:name="List Table 1 Light Accent 4" w:uiPriority="46"/>
-    <w:lsdException w:name="List Table 2 Accent 4" w:uiPriority="47"/>
-    <w:lsdException w:name="List Table 3 Accent 4" w:uiPriority="48"/>
-    <w:lsdException w:name="List Table 4 Accent 4" w:uiPriority="49"/>
-    <w:lsdException w:name="List Table 5 Dark Accent 4" w:uiPriority="50"/>
-    <w:lsdException w:name="List Table 6 Colorful Accent 4" w:uiPriority="51"/>
-    <w:lsdException w:name="List Table 7 Colorful Accent 4" w:uiPriority="52"/>
-    <w:lsdException w:name="List Table 1 Light Accent 5" w:uiPriority="46"/>
-    <w:lsdException w:name="List Table 2 Accent 5" w:uiPriority="47"/>
-    <w:lsdException w:name="List Table 3 Accent 5" w:uiPriority="48"/>
-    <w:lsdException w:name="List Table 4 Accent 5" w:uiPriority="49"/>
-    <w:lsdException w:name="List Table 5 Dark Accent 5" w:uiPriority="50"/>
-    <w:lsdException w:name="List Table 6 Colorful Accent 5" w:uiPriority="51"/>
-    <w:lsdException w:name="List Table 7 Colorful Accent 5" w:uiPriority="52"/>
-    <w:lsdException w:name="List Table 1 Light Accent 6" w:uiPriority="46"/>
-    <w:lsdException w:name="List Table 2 Accent 6" w:uiPriority="47"/>
-    <w:lsdException w:name="List Table 3 Accent 6" w:uiPriority="48"/>
-    <w:lsdException w:name="List Table 4 Accent 6" w:uiPriority="49"/>
-    <w:lsdException w:name="List Table 5 Dark Accent 6" w:uiPriority="50"/>
-    <w:lsdException w:name="List Table 6 Colorful Accent 6" w:uiPriority="51"/>
-    <w:lsdException w:name="List Table 7 Colorful Accent 6" w:uiPriority="52"/>
-    <w:lsdException w:name="Mention" w:semiHidden="1" w:unhideWhenUsed="1"/>
-    <w:lsdException w:name="Smart Hyperlink" w:semiHidden="1" w:unhideWhenUsed="1"/>
-    <w:lsdException w:name="Hashtag" w:semiHidden="1" w:unhideWhenUsed="1"/>
-    <w:lsdException w:name="Unresolved Mention" w:semiHidden="1" w:unhideWhenUsed="1"/>
-    <w:lsdException w:name="Smart Link" w:semiHidden="1" w:unhideWhenUsed="1"/>
-  </w:latentStyles>
-  <w:style w:type="paragraph" w:default="1" w:styleId="Normal">
-    <w:name w:val="Normal"/>
-    <w:qFormat/>
-  </w:style>
-  <w:style w:type="character" w:default="1" w:styleId="DefaultParagraphFont">
-    <w:name w:val="Default Paragraph Font"/>
-    <w:uiPriority w:val="1"/>
-    <w:semiHidden/>
-    <w:unhideWhenUsed/>
-  </w:style>
-  <w:style w:type="table" w:default="1" w:styleId="TableNormal">
-    <w:name w:val="Normal Table"/>
-    <w:uiPriority w:val="99"/>
-    <w:semiHidden/>
-    <w:unhideWhenUsed/>
-    <w:tblPr>
-      <w:tblInd w:w="0" w:type="dxa"/>
-      <w:tblCellMar>
-        <w:top w:w="0" w:type="dxa"/>
-        <w:left w:w="108" w:type="dxa"/>
-        <w:bottom w:w="0" w:type="dxa"/>
-        <w:right w:w="108" w:type="dxa"/>
-      </w:tblCellMar>
-    </w:tblPr>
-  </w:style>
-  <w:style w:type="numbering" w:default="1" w:styleId="NoList">
-    <w:name w:val="No List"/>
-    <w:uiPriority w:val="99"/>
-    <w:semiHidden/>
-    <w:unhideWhenUsed/>
-  </w:style>
-  <w:style w:type="paragraph" w:customStyle="1" w:styleId="3FD52E6A9F8E4048B1B2ECD50FA80315">
-    <w:name w:val="3FD52E6A9F8E4048B1B2ECD50FA80315"/>
-  </w:style>
-  <w:style w:type="paragraph" w:customStyle="1" w:styleId="1DE1B36015194AFE9B5DE8283DD598E0">
-    <w:name w:val="1DE1B36015194AFE9B5DE8283DD598E0"/>
-  </w:style>
-  <w:style w:type="character" w:styleId="Emphasis">
-    <w:name w:val="Emphasis"/>
-    <w:basedOn w:val="DefaultParagraphFont"/>
-    <w:uiPriority w:val="20"/>
-    <w:qFormat/>
-    <w:rsid w:val="00D5298E"/>
-    <w:rPr>
-      <w:i/>
-      <w:iCs/>
-    </w:rPr>
-  </w:style>
-  <w:style w:type="character" w:styleId="PlaceholderText">
-    <w:name w:val="Placeholder Text"/>
-    <w:basedOn w:val="DefaultParagraphFont"/>
-    <w:uiPriority w:val="99"/>
-    <w:semiHidden/>
-    <w:rsid w:val="00D5298E"/>
-    <w:rPr>
-      <w:color w:val="808080"/>
-    </w:rPr>
-  </w:style>
-  <w:style w:type="paragraph" w:styleId="Title">
-    <w:name w:val="Title"/>
-    <w:basedOn w:val="Normal"/>
-    <w:next w:val="Normal"/>
-    <w:link w:val="TitleChar"/>
-    <w:uiPriority w:val="10"/>
-    <w:qFormat/>
-    <w:rsid w:val="00C50CB1"/>
-    <w:pPr>
-      <w:spacing w:after="0" w:line="240" w:lineRule="auto"/>
-      <w:contextualSpacing/>
-    </w:pPr>
-    <w:rPr>
-      <w:rFonts w:eastAsiaTheme="majorEastAsia" w:cstheme="majorBidi"/>
-      <w:kern w:val="28"/>
-      <w:sz w:val="56"/>
-      <w:szCs w:val="56"/>
-    </w:rPr>
-  </w:style>
-  <w:style w:type="character" w:customStyle="1" w:styleId="TitleChar">
-    <w:name w:val="Title Char"/>
-    <w:basedOn w:val="DefaultParagraphFont"/>
-    <w:link w:val="Title"/>
-    <w:uiPriority w:val="10"/>
-    <w:rsid w:val="00C50CB1"/>
-    <w:rPr>
-      <w:rFonts w:eastAsiaTheme="majorEastAsia" w:cstheme="majorBidi"/>
-      <w:kern w:val="28"/>
-      <w:sz w:val="56"/>
-      <w:szCs w:val="56"/>
-    </w:rPr>
-  </w:style>
-  <w:style w:type="paragraph" w:customStyle="1" w:styleId="A13C107A8F9F48328606E9181CD07A94">
-    <w:name w:val="A13C107A8F9F48328606E9181CD07A94"/>
-    <w:rsid w:val="00D5298E"/>
-    <w:rPr>
-      <w:lang w:val="en-AU" w:eastAsia="en-AU"/>
-    </w:rPr>
-  </w:style>
-  <w:style w:type="paragraph" w:customStyle="1" w:styleId="EF3CB89024C04C5E887C303B1B40F8B2">
-    <w:name w:val="EF3CB89024C04C5E887C303B1B40F8B2"/>
-    <w:rsid w:val="00D5298E"/>
-    <w:rPr>
-      <w:lang w:val="en-AU" w:eastAsia="en-AU"/>
-    </w:rPr>
-  </w:style>
-  <w:style w:type="paragraph" w:customStyle="1" w:styleId="A60EEE1A43404A4A9B4E6CAF0E3A294F">
-    <w:name w:val="A60EEE1A43404A4A9B4E6CAF0E3A294F"/>
-    <w:rsid w:val="00D5298E"/>
-    <w:rPr>
-      <w:lang w:val="en-AU" w:eastAsia="en-AU"/>
-    </w:rPr>
-  </w:style>
-  <w:style w:type="paragraph" w:customStyle="1" w:styleId="08CE58661A95475CB0AC204864BD66CF">
-    <w:name w:val="08CE58661A95475CB0AC204864BD66CF"/>
-    <w:rsid w:val="00D5298E"/>
-    <w:rPr>
-      <w:lang w:val="en-AU" w:eastAsia="en-AU"/>
-    </w:rPr>
-  </w:style>
-  <w:style w:type="paragraph" w:customStyle="1" w:styleId="BF9D5210E54B429BAD9614A2ACEE9DA2">
-    <w:name w:val="BF9D5210E54B429BAD9614A2ACEE9DA2"/>
-    <w:rsid w:val="00D5298E"/>
-    <w:rPr>
-      <w:lang w:val="en-AU" w:eastAsia="en-AU"/>
-    </w:rPr>
-  </w:style>
-  <w:style w:type="paragraph" w:customStyle="1" w:styleId="0AAE846B7D464AA280D57FA18C6FFBD0">
-    <w:name w:val="0AAE846B7D464AA280D57FA18C6FFBD0"/>
-    <w:rsid w:val="00D5298E"/>
-    <w:rPr>
-      <w:lang w:val="en-AU" w:eastAsia="en-AU"/>
-    </w:rPr>
-  </w:style>
-  <w:style w:type="paragraph" w:customStyle="1" w:styleId="2FC4AF6ABA2C47D7B99D7A2F7EB1CD4A">
-    <w:name w:val="2FC4AF6ABA2C47D7B99D7A2F7EB1CD4A"/>
-    <w:rsid w:val="00D5298E"/>
-    <w:rPr>
-      <w:lang w:val="en-AU" w:eastAsia="en-AU"/>
-    </w:rPr>
-  </w:style>
-  <w:style w:type="paragraph" w:customStyle="1" w:styleId="B4A8C3417F0945BE809EAB7A055027A5">
-    <w:name w:val="B4A8C3417F0945BE809EAB7A055027A5"/>
-    <w:rsid w:val="00D5298E"/>
-    <w:rPr>
-      <w:lang w:val="en-AU" w:eastAsia="en-AU"/>
-    </w:rPr>
-  </w:style>
-  <w:style w:type="paragraph" w:customStyle="1" w:styleId="8A09693E4FF1413E883155B8069F6CB8">
-    <w:name w:val="8A09693E4FF1413E883155B8069F6CB8"/>
-    <w:rsid w:val="00D5298E"/>
-    <w:rPr>
-      <w:lang w:val="en-AU" w:eastAsia="en-AU"/>
-    </w:rPr>
-  </w:style>
-  <w:style w:type="paragraph" w:customStyle="1" w:styleId="B857AD01E6F64A23AEA38FFB14515EB7">
-    <w:name w:val="B857AD01E6F64A23AEA38FFB14515EB7"/>
-    <w:rsid w:val="00D5298E"/>
-    <w:rPr>
-      <w:lang w:val="en-AU" w:eastAsia="en-AU"/>
-    </w:rPr>
-  </w:style>
-  <w:style w:type="paragraph" w:customStyle="1" w:styleId="366EE61DBE9446D5AE1D1EB730B6FF35">
-    <w:name w:val="366EE61DBE9446D5AE1D1EB730B6FF35"/>
-    <w:rsid w:val="00D5298E"/>
-    <w:rPr>
-      <w:lang w:val="en-AU" w:eastAsia="en-AU"/>
-    </w:rPr>
-  </w:style>
-  <w:style w:type="paragraph" w:customStyle="1" w:styleId="AFFC8964A09A494EBB5DB77AEDDF6985">
-    <w:name w:val="AFFC8964A09A494EBB5DB77AEDDF6985"/>
-    <w:rsid w:val="00D5298E"/>
-    <w:rPr>
-      <w:lang w:val="en-AU" w:eastAsia="en-AU"/>
-    </w:rPr>
-  </w:style>
-  <w:style w:type="paragraph" w:customStyle="1" w:styleId="99CF50A5453F452188677B8EAEAA91A1">
-    <w:name w:val="99CF50A5453F452188677B8EAEAA91A1"/>
-    <w:rsid w:val="00D5298E"/>
-    <w:rPr>
-      <w:lang w:val="en-AU" w:eastAsia="en-AU"/>
-    </w:rPr>
-  </w:style>
-  <w:style w:type="paragraph" w:customStyle="1" w:styleId="8AC2C2E58F8345A8A0BDA99F8DAE504A">
-    <w:name w:val="8AC2C2E58F8345A8A0BDA99F8DAE504A"/>
-    <w:rsid w:val="00D5298E"/>
-    <w:rPr>
-      <w:lang w:val="en-AU" w:eastAsia="en-AU"/>
-    </w:rPr>
-  </w:style>
-  <w:style w:type="paragraph" w:customStyle="1" w:styleId="9010B73AD9A840B6A11A197AFFCAB8BC">
-    <w:name w:val="9010B73AD9A840B6A11A197AFFCAB8BC"/>
-    <w:rsid w:val="00D5298E"/>
-    <w:rPr>
-      <w:lang w:val="en-AU" w:eastAsia="en-AU"/>
-    </w:rPr>
-  </w:style>
-  <w:style w:type="paragraph" w:customStyle="1" w:styleId="BEE78667D0014C76A8E0671D7CCA1D84">
-    <w:name w:val="BEE78667D0014C76A8E0671D7CCA1D84"/>
-    <w:rsid w:val="00D5298E"/>
-    <w:pPr>
-      <w:spacing w:after="0" w:line="240" w:lineRule="auto"/>
-      <w:contextualSpacing/>
-    </w:pPr>
-    <w:rPr>
-      <w:rFonts w:eastAsiaTheme="majorEastAsia" w:cstheme="majorBidi"/>
-      <w:kern w:val="28"/>
-      <w:sz w:val="48"/>
-      <w:szCs w:val="56"/>
-    </w:rPr>
-  </w:style>
-  <w:style w:type="paragraph" w:customStyle="1" w:styleId="1A569B3E795042D89ACD2DCA965B8D29">
-    <w:name w:val="1A569B3E795042D89ACD2DCA965B8D29"/>
-    <w:rsid w:val="00D5298E"/>
-    <w:pPr>
-      <w:spacing w:after="0" w:line="240" w:lineRule="auto"/>
-      <w:contextualSpacing/>
-    </w:pPr>
-    <w:rPr>
-      <w:rFonts w:eastAsiaTheme="majorEastAsia" w:cstheme="majorBidi"/>
-      <w:kern w:val="28"/>
-      <w:sz w:val="48"/>
-      <w:szCs w:val="56"/>
-    </w:rPr>
-  </w:style>
-  <w:style w:type="paragraph" w:customStyle="1" w:styleId="08F5AD8DD1A544EA92A7A86DB93DE71F1">
-    <w:name w:val="08F5AD8DD1A544EA92A7A86DB93DE71F1"/>
-    <w:rsid w:val="00D5298E"/>
-    <w:pPr>
-      <w:spacing w:after="0" w:line="240" w:lineRule="auto"/>
-      <w:contextualSpacing/>
-    </w:pPr>
-    <w:rPr>
-      <w:rFonts w:eastAsiaTheme="majorEastAsia" w:cstheme="majorBidi"/>
-      <w:kern w:val="28"/>
-      <w:sz w:val="48"/>
-      <w:szCs w:val="56"/>
-    </w:rPr>
-  </w:style>
-  <w:style w:type="paragraph" w:customStyle="1" w:styleId="9DECC2C33CB34A97B11C4AEFA67557871">
-    <w:name w:val="9DECC2C33CB34A97B11C4AEFA67557871"/>
-    <w:rsid w:val="00D5298E"/>
-    <w:pPr>
-      <w:spacing w:after="0" w:line="240" w:lineRule="auto"/>
-      <w:contextualSpacing/>
-    </w:pPr>
-    <w:rPr>
-      <w:rFonts w:eastAsiaTheme="majorEastAsia" w:cstheme="majorBidi"/>
-      <w:kern w:val="28"/>
-      <w:sz w:val="48"/>
-      <w:szCs w:val="56"/>
-    </w:rPr>
-  </w:style>
-  <w:style w:type="paragraph" w:customStyle="1" w:styleId="201CFE7BAE07437CA470B3A8DB619147">
-    <w:name w:val="201CFE7BAE07437CA470B3A8DB619147"/>
-    <w:rsid w:val="00D5298E"/>
-    <w:pPr>
-      <w:spacing w:after="0" w:line="360" w:lineRule="auto"/>
-      <w:jc w:val="center"/>
-    </w:pPr>
-    <w:rPr>
-      <w:rFonts w:eastAsiaTheme="minorHAnsi"/>
-    </w:rPr>
-  </w:style>
-  <w:style w:type="paragraph" w:customStyle="1" w:styleId="4350CCFDF3B643C8AEC06D538FF0FBE9">
-    <w:name w:val="4350CCFDF3B643C8AEC06D538FF0FBE9"/>
-    <w:rsid w:val="00D5298E"/>
-    <w:pPr>
-      <w:spacing w:after="0" w:line="360" w:lineRule="auto"/>
-      <w:jc w:val="center"/>
-    </w:pPr>
-    <w:rPr>
-      <w:rFonts w:eastAsiaTheme="minorHAnsi"/>
-    </w:rPr>
-  </w:style>
-  <w:style w:type="paragraph" w:customStyle="1" w:styleId="46753C1616D446888605F0EE98BB96851">
-    <w:name w:val="46753C1616D446888605F0EE98BB96851"/>
-    <w:rsid w:val="00D5298E"/>
-    <w:pPr>
-      <w:spacing w:after="0" w:line="360" w:lineRule="auto"/>
-      <w:jc w:val="center"/>
-    </w:pPr>
-    <w:rPr>
-      <w:rFonts w:eastAsiaTheme="minorHAnsi"/>
-    </w:rPr>
-  </w:style>
-  <w:style w:type="paragraph" w:customStyle="1" w:styleId="286B5B2C02E741199BEA61A12002782E1">
-    <w:name w:val="286B5B2C02E741199BEA61A12002782E1"/>
-    <w:rsid w:val="00D5298E"/>
-    <w:pPr>
-      <w:spacing w:after="0" w:line="360" w:lineRule="auto"/>
-      <w:jc w:val="center"/>
-    </w:pPr>
-    <w:rPr>
-      <w:rFonts w:eastAsiaTheme="minorHAnsi"/>
-    </w:rPr>
-  </w:style>
-</w:styles>
-</file>
-
-<file path=word/glossary/webSettings2.xml><?xml version="1.0" encoding="utf-8"?>
-<w:webSettings xmlns:mc="http://schemas.openxmlformats.org/markup-compatibility/2006" xmlns:r="http://schemas.openxmlformats.org/officeDocument/2006/relationships" xmlns:w="http://schemas.openxmlformats.org/wordprocessingml/2006/main" xmlns:w14="http://schemas.microsoft.com/office/word/2010/wordml" xmlns:w15="http://schemas.microsoft.com/office/word/2012/wordml" xmlns:w16cex="http://schemas.microsoft.com/office/word/2018/wordml/cex" xmlns:w16cid="http://schemas.microsoft.com/office/word/2016/wordml/cid" xmlns:w16="http://schemas.microsoft.com/office/word/2018/wordml" xmlns:w16du="http://schemas.microsoft.com/office/word/2023/wordml/word16du" xmlns:w16sdtdh="http://schemas.microsoft.com/office/word/2020/wordml/sdtdatahash" xmlns:w16se="http://schemas.microsoft.com/office/word/2015/wordml/symex" mc:Ignorable="w14 w15 w16se w16cid w16 w16cex w16sdtdh w16du">
-  <w:optimizeForBrowser/>
-  <w:allowPNG/>
-</w:webSettings>
-</file>
-
 <file path=word/theme/theme11.xml><?xml version="1.0" encoding="utf-8"?>
 <a:theme xmlns:a="http://schemas.openxmlformats.org/drawingml/2006/main" name="Floral Theme Updated">
   <a:themeElements>
@@ -4997,402 +3175,6 @@
 </a:theme>
 </file>
 
-<file path=customXml/item13.xml><?xml version="1.0" encoding="utf-8"?>
-<CoverPageProperties xmlns="http://schemas.microsoft.com/office/2006/coverPageProps">
-  <PublishDate/>
-  <Abstract/>
-  <CompanyAddress/>
-  <CompanyPhone/>
-  <CompanyFax/>
-  <CompanyEmail/>
-</CoverPageProperties>
-</file>
-
-<file path=customXml/item22.xml><?xml version="1.0" encoding="utf-8"?>
-<p:properties xmlns:p="http://schemas.microsoft.com/office/2006/metadata/properties" xmlns:xsi="http://www.w3.org/2001/XMLSchema-instance" xmlns:pc="http://schemas.microsoft.com/office/infopath/2007/PartnerControls">
-  <documentManagement>
-    <_ip_UnifiedCompliancePolicyUIAction xmlns="http://schemas.microsoft.com/sharepoint/v3" xsi:nil="true"/>
-    <Image xmlns="71af3243-3dd4-4a8d-8c0d-dd76da1f02a5">
-      <Url xsi:nil="true"/>
-      <Description xsi:nil="true"/>
-    </Image>
-    <Status xmlns="71af3243-3dd4-4a8d-8c0d-dd76da1f02a5">Not started</Status>
-    <Background xmlns="71af3243-3dd4-4a8d-8c0d-dd76da1f02a5">false</Background>
-    <_ip_UnifiedCompliancePolicyProperties xmlns="http://schemas.microsoft.com/sharepoint/v3" xsi:nil="true"/>
-    <ImageTagsTaxHTField xmlns="71af3243-3dd4-4a8d-8c0d-dd76da1f02a5">
-      <Terms xmlns="http://schemas.microsoft.com/office/infopath/2007/PartnerControls"/>
-    </ImageTagsTaxHTField>
-    <TaxCatchAll xmlns="230e9df3-be65-4c73-a93b-d1236ebd677e" xsi:nil="true"/>
-    <MediaServiceKeyPoints xmlns="71af3243-3dd4-4a8d-8c0d-dd76da1f02a5" xsi:nil="true"/>
-  </documentManagement>
-</p:properties>
-</file>
-
-<file path=customXml/item3.xml><?xml version="1.0" encoding="utf-8"?>
-<?mso-contentType ?>
-<FormTemplates xmlns="http://schemas.microsoft.com/sharepoint/v3/contenttype/forms">
-  <Display>DocumentLibraryForm</Display>
-  <Edit>DocumentLibraryForm</Edit>
-  <New>DocumentLibraryForm</New>
-</FormTemplates>
-</file>
-
-<file path=customXml/item45.xml><?xml version="1.0" encoding="utf-8"?>
-<b:Sources xmlns:b="http://schemas.openxmlformats.org/officeDocument/2006/bibliography" xmlns="http://schemas.openxmlformats.org/officeDocument/2006/bibliography" SelectedStyle="\APASixthEditionOfficeOnline.xsl" StyleName="APA" Version="6"/>
-</file>
-
-<file path=customXml/item54.xml><?xml version="1.0" encoding="utf-8"?>
-<ct:contentTypeSchema xmlns:ct="http://schemas.microsoft.com/office/2006/metadata/contentType" xmlns:ma="http://schemas.microsoft.com/office/2006/metadata/properties/metaAttributes" ct:_="" ma:_="" ma:contentTypeName="Document" ma:contentTypeID="0x01010079F111ED35F8CC479449609E8A0923A6" ma:contentTypeVersion="28" ma:contentTypeDescription="Create a new document." ma:contentTypeScope="" ma:versionID="60f5a4f2d2b0abadcf532d48ebf9cb71">
-  <xsd:schema xmlns:xsd="http://www.w3.org/2001/XMLSchema" xmlns:xs="http://www.w3.org/2001/XMLSchema" xmlns:p="http://schemas.microsoft.com/office/2006/metadata/properties" xmlns:ns1="http://schemas.microsoft.com/sharepoint/v3" xmlns:ns2="71af3243-3dd4-4a8d-8c0d-dd76da1f02a5" xmlns:ns3="16c05727-aa75-4e4a-9b5f-8a80a1165891" xmlns:ns4="230e9df3-be65-4c73-a93b-d1236ebd677e" targetNamespace="http://schemas.microsoft.com/office/2006/metadata/properties" ma:root="true" ma:fieldsID="7dd78129e6a1811f84807ad11c651531" ns1:_="" ns2:_="" ns3:_="" ns4:_="">
-    <xsd:import namespace="http://schemas.microsoft.com/sharepoint/v3"/>
-    <xsd:import namespace="71af3243-3dd4-4a8d-8c0d-dd76da1f02a5"/>
-    <xsd:import namespace="16c05727-aa75-4e4a-9b5f-8a80a1165891"/>
-    <xsd:import namespace="230e9df3-be65-4c73-a93b-d1236ebd677e"/>
-    <xsd:element name="properties">
-      <xsd:complexType>
-        <xsd:sequence>
-          <xsd:element name="documentManagement">
-            <xsd:complexType>
-              <xsd:all>
-                <xsd:element ref="ns2:Status" minOccurs="0"/>
-                <xsd:element ref="ns2:Image" minOccurs="0"/>
-                <xsd:element ref="ns2:MediaServiceMetadata" minOccurs="0"/>
-                <xsd:element ref="ns2:MediaServiceFastMetadata" minOccurs="0"/>
-                <xsd:element ref="ns2:MediaServiceOCR" minOccurs="0"/>
-                <xsd:element ref="ns2:MediaServiceAutoTags" minOccurs="0"/>
-                <xsd:element ref="ns2:MediaServiceEventHashCode" minOccurs="0"/>
-                <xsd:element ref="ns2:MediaServiceGenerationTime" minOccurs="0"/>
-                <xsd:element ref="ns3:SharedWithUsers" minOccurs="0"/>
-                <xsd:element ref="ns3:SharedWithDetails" minOccurs="0"/>
-                <xsd:element ref="ns2:MediaServiceAutoKeyPoints" minOccurs="0"/>
-                <xsd:element ref="ns2:MediaServiceKeyPoints" minOccurs="0"/>
-                <xsd:element ref="ns2:MediaServiceDateTaken" minOccurs="0"/>
-                <xsd:element ref="ns1:_ip_UnifiedCompliancePolicyProperties" minOccurs="0"/>
-                <xsd:element ref="ns1:_ip_UnifiedCompliancePolicyUIAction" minOccurs="0"/>
-                <xsd:element ref="ns4:TaxCatchAll" minOccurs="0"/>
-                <xsd:element ref="ns2:ImageTagsTaxHTField" minOccurs="0"/>
-                <xsd:element ref="ns2:MediaServiceLocation" minOccurs="0"/>
-                <xsd:element ref="ns2:MediaLengthInSeconds" minOccurs="0"/>
-                <xsd:element ref="ns2:Background" minOccurs="0"/>
-                <xsd:element ref="ns2:MediaServiceSearchProperties" minOccurs="0"/>
-                <xsd:element ref="ns2:MediaServiceDocTags" minOccurs="0"/>
-                <xsd:element ref="ns2:MediaServiceObjectDetectorVersions" minOccurs="0"/>
-                <xsd:element ref="ns2:MediaServiceSystemTags" minOccurs="0"/>
-              </xsd:all>
-            </xsd:complexType>
-          </xsd:element>
-        </xsd:sequence>
-      </xsd:complexType>
-    </xsd:element>
-  </xsd:schema>
-  <xsd:schema xmlns:xsd="http://www.w3.org/2001/XMLSchema" xmlns:xs="http://www.w3.org/2001/XMLSchema" xmlns:dms="http://schemas.microsoft.com/office/2006/documentManagement/types" xmlns:pc="http://schemas.microsoft.com/office/infopath/2007/PartnerControls" targetNamespace="http://schemas.microsoft.com/sharepoint/v3" elementFormDefault="qualified">
-    <xsd:import namespace="http://schemas.microsoft.com/office/2006/documentManagement/types"/>
-    <xsd:import namespace="http://schemas.microsoft.com/office/infopath/2007/PartnerControls"/>
-    <xsd:element name="_ip_UnifiedCompliancePolicyProperties" ma:index="20" nillable="true" ma:displayName="Unified Compliance Policy Properties" ma:hidden="true" ma:internalName="_ip_UnifiedCompliancePolicyProperties" ma:readOnly="false">
-      <xsd:simpleType>
-        <xsd:restriction base="dms:Note"/>
-      </xsd:simpleType>
-    </xsd:element>
-    <xsd:element name="_ip_UnifiedCompliancePolicyUIAction" ma:index="21" nillable="true" ma:displayName="Unified Compliance Policy UI Action" ma:hidden="true" ma:internalName="_ip_UnifiedCompliancePolicyUIAction" ma:readOnly="false">
-      <xsd:simpleType>
-        <xsd:restriction base="dms:Text"/>
-      </xsd:simpleType>
-    </xsd:element>
-  </xsd:schema>
-  <xsd:schema xmlns:xsd="http://www.w3.org/2001/XMLSchema" xmlns:xs="http://www.w3.org/2001/XMLSchema" xmlns:dms="http://schemas.microsoft.com/office/2006/documentManagement/types" xmlns:pc="http://schemas.microsoft.com/office/infopath/2007/PartnerControls" targetNamespace="71af3243-3dd4-4a8d-8c0d-dd76da1f02a5" elementFormDefault="qualified">
-    <xsd:import namespace="http://schemas.microsoft.com/office/2006/documentManagement/types"/>
-    <xsd:import namespace="http://schemas.microsoft.com/office/infopath/2007/PartnerControls"/>
-    <xsd:element name="Status" ma:index="2" nillable="true" ma:displayName="Status" ma:default="Not started" ma:format="Dropdown" ma:internalName="Status" ma:readOnly="false">
-      <xsd:simpleType>
-        <xsd:restriction base="dms:Choice">
-          <xsd:enumeration value="Not started"/>
-          <xsd:enumeration value="In Progress"/>
-          <xsd:enumeration value="Completed"/>
-        </xsd:restriction>
-      </xsd:simpleType>
-    </xsd:element>
-    <xsd:element name="Image" ma:index="3" nillable="true" ma:displayName="Image" ma:format="Image" ma:internalName="Image" ma:readOnly="false">
-      <xsd:complexType>
-        <xsd:complexContent>
-          <xsd:extension base="dms:URL">
-            <xsd:sequence>
-              <xsd:element name="Url" type="dms:ValidUrl" minOccurs="0" nillable="true"/>
-              <xsd:element name="Description" type="xsd:string" nillable="true"/>
-            </xsd:sequence>
-          </xsd:extension>
-        </xsd:complexContent>
-      </xsd:complexType>
-    </xsd:element>
-    <xsd:element name="MediaServiceMetadata" ma:index="8" nillable="true" ma:displayName="MediaServiceMetadata" ma:hidden="true" ma:internalName="MediaServiceMetadata" ma:readOnly="true">
-      <xsd:simpleType>
-        <xsd:restriction base="dms:Note"/>
-      </xsd:simpleType>
-    </xsd:element>
-    <xsd:element name="MediaServiceFastMetadata" ma:index="9" nillable="true" ma:displayName="MediaServiceFastMetadata" ma:hidden="true" ma:internalName="MediaServiceFastMetadata" ma:readOnly="true">
-      <xsd:simpleType>
-        <xsd:restriction base="dms:Note"/>
-      </xsd:simpleType>
-    </xsd:element>
-    <xsd:element name="MediaServiceOCR" ma:index="10" nillable="true" ma:displayName="MediaServiceOCR" ma:hidden="true" ma:internalName="MediaServiceOCR" ma:readOnly="true">
-      <xsd:simpleType>
-        <xsd:restriction base="dms:Note"/>
-      </xsd:simpleType>
-    </xsd:element>
-    <xsd:element name="MediaServiceAutoTags" ma:index="11" nillable="true" ma:displayName="MediaServiceAutoTags" ma:hidden="true" ma:internalName="MediaServiceAutoTags" ma:readOnly="true">
-      <xsd:simpleType>
-        <xsd:restriction base="dms:Text"/>
-      </xsd:simpleType>
-    </xsd:element>
-    <xsd:element name="MediaServiceEventHashCode" ma:index="12" nillable="true" ma:displayName="MediaServiceEventHashCode" ma:hidden="true" ma:internalName="MediaServiceEventHashCode" ma:readOnly="true">
-      <xsd:simpleType>
-        <xsd:restriction base="dms:Text"/>
-      </xsd:simpleType>
-    </xsd:element>
-    <xsd:element name="MediaServiceGenerationTime" ma:index="13" nillable="true" ma:displayName="MediaServiceGenerationTime" ma:hidden="true" ma:internalName="MediaServiceGenerationTime" ma:readOnly="true">
-      <xsd:simpleType>
-        <xsd:restriction base="dms:Text"/>
-      </xsd:simpleType>
-    </xsd:element>
-    <xsd:element name="MediaServiceAutoKeyPoints" ma:index="16" nillable="true" ma:displayName="MediaServiceAutoKeyPoints" ma:hidden="true" ma:internalName="MediaServiceAutoKeyPoints" ma:readOnly="true">
-      <xsd:simpleType>
-        <xsd:restriction base="dms:Note"/>
-      </xsd:simpleType>
-    </xsd:element>
-    <xsd:element name="MediaServiceKeyPoints" ma:index="17" nillable="true" ma:displayName="KeyPoints" ma:hidden="true" ma:internalName="MediaServiceKeyPoints" ma:readOnly="false">
-      <xsd:simpleType>
-        <xsd:restriction base="dms:Note"/>
-      </xsd:simpleType>
-    </xsd:element>
-    <xsd:element name="MediaServiceDateTaken" ma:index="18" nillable="true" ma:displayName="MediaServiceDateTaken" ma:hidden="true" ma:internalName="MediaServiceDateTaken" ma:readOnly="true">
-      <xsd:simpleType>
-        <xsd:restriction base="dms:Text"/>
-      </xsd:simpleType>
-    </xsd:element>
-    <xsd:element name="ImageTagsTaxHTField" ma:index="25" nillable="true" ma:taxonomy="true" ma:internalName="ImageTagsTaxHTField" ma:taxonomyFieldName="MediaServiceImageTags" ma:displayName="Image Tags" ma:readOnly="false" ma:fieldId="{5cf76f15-5ced-4ddc-b409-7134ff3c332f}" ma:taxonomyMulti="true" ma:sspId="e385fb40-52d4-4fae-9c5b-3e8ff8a5878e" ma:termSetId="09814cd3-568e-fe90-9814-8d621ff8fb84" ma:anchorId="fba54fb3-c3e1-fe81-a776-ca4b69148c4d" ma:open="true" ma:isKeyword="false">
-      <xsd:complexType>
-        <xsd:sequence>
-          <xsd:element ref="pc:Terms" minOccurs="0" maxOccurs="1"/>
-        </xsd:sequence>
-      </xsd:complexType>
-    </xsd:element>
-    <xsd:element name="MediaServiceLocation" ma:index="26" nillable="true" ma:displayName="Location" ma:hidden="true" ma:internalName="MediaServiceLocation" ma:readOnly="true">
-      <xsd:simpleType>
-        <xsd:restriction base="dms:Text"/>
-      </xsd:simpleType>
-    </xsd:element>
-    <xsd:element name="MediaLengthInSeconds" ma:index="27" nillable="true" ma:displayName="MediaLengthInSeconds" ma:hidden="true" ma:internalName="MediaLengthInSeconds" ma:readOnly="true">
-      <xsd:simpleType>
-        <xsd:restriction base="dms:Unknown"/>
-      </xsd:simpleType>
-    </xsd:element>
-    <xsd:element name="Background" ma:index="28" nillable="true" ma:displayName="Background" ma:default="0" ma:format="Dropdown" ma:internalName="Background">
-      <xsd:simpleType>
-        <xsd:restriction base="dms:Boolean"/>
-      </xsd:simpleType>
-    </xsd:element>
-    <xsd:element name="MediaServiceSearchProperties" ma:index="29" nillable="true" ma:displayName="MediaServiceSearchProperties" ma:hidden="true" ma:internalName="MediaServiceSearchProperties" ma:readOnly="true">
-      <xsd:simpleType>
-        <xsd:restriction base="dms:Note"/>
-      </xsd:simpleType>
-    </xsd:element>
-    <xsd:element name="MediaServiceDocTags" ma:index="30" nillable="true" ma:displayName="MediaServiceDocTags" ma:hidden="true" ma:internalName="MediaServiceDocTags" ma:readOnly="true">
-      <xsd:simpleType>
-        <xsd:restriction base="dms:Note"/>
-      </xsd:simpleType>
-    </xsd:element>
-    <xsd:element name="MediaServiceObjectDetectorVersions" ma:index="31" nillable="true" ma:displayName="MediaServiceObjectDetectorVersions" ma:description="" ma:hidden="true" ma:indexed="true" ma:internalName="MediaServiceObjectDetectorVersions" ma:readOnly="true">
-      <xsd:simpleType>
-        <xsd:restriction base="dms:Text"/>
-      </xsd:simpleType>
-    </xsd:element>
-    <xsd:element name="MediaServiceSystemTags" ma:index="32" nillable="true" ma:displayName="MediaServiceSystemTags" ma:hidden="true" ma:internalName="MediaServiceSystemTags" ma:readOnly="true">
-      <xsd:simpleType>
-        <xsd:restriction base="dms:Note"/>
-      </xsd:simpleType>
-    </xsd:element>
-  </xsd:schema>
-  <xsd:schema xmlns:xsd="http://www.w3.org/2001/XMLSchema" xmlns:xs="http://www.w3.org/2001/XMLSchema" xmlns:dms="http://schemas.microsoft.com/office/2006/documentManagement/types" xmlns:pc="http://schemas.microsoft.com/office/infopath/2007/PartnerControls" targetNamespace="16c05727-aa75-4e4a-9b5f-8a80a1165891" elementFormDefault="qualified">
-    <xsd:import namespace="http://schemas.microsoft.com/office/2006/documentManagement/types"/>
-    <xsd:import namespace="http://schemas.microsoft.com/office/infopath/2007/PartnerControls"/>
-    <xsd:element name="SharedWithUsers" ma:index="14" nillable="true" ma:displayName="Shared With" ma:hidden="true" ma:internalName="SharedWithUsers" ma:readOnly="true">
-      <xsd:complexType>
-        <xsd:complexContent>
-          <xsd:extension base="dms:UserMulti">
-            <xsd:sequence>
-              <xsd:element name="UserInfo" minOccurs="0" maxOccurs="unbounded">
-                <xsd:complexType>
-                  <xsd:sequence>
-                    <xsd:element name="DisplayName" type="xsd:string" minOccurs="0"/>
-                    <xsd:element name="AccountId" type="dms:UserId" minOccurs="0" nillable="true"/>
-                    <xsd:element name="AccountType" type="xsd:string" minOccurs="0"/>
-                  </xsd:sequence>
-                </xsd:complexType>
-              </xsd:element>
-            </xsd:sequence>
-          </xsd:extension>
-        </xsd:complexContent>
-      </xsd:complexType>
-    </xsd:element>
-    <xsd:element name="SharedWithDetails" ma:index="15" nillable="true" ma:displayName="Shared With Details" ma:hidden="true" ma:internalName="SharedWithDetails" ma:readOnly="true">
-      <xsd:simpleType>
-        <xsd:restriction base="dms:Note"/>
-      </xsd:simpleType>
-    </xsd:element>
-  </xsd:schema>
-  <xsd:schema xmlns:xsd="http://www.w3.org/2001/XMLSchema" xmlns:xs="http://www.w3.org/2001/XMLSchema" xmlns:dms="http://schemas.microsoft.com/office/2006/documentManagement/types" xmlns:pc="http://schemas.microsoft.com/office/infopath/2007/PartnerControls" targetNamespace="230e9df3-be65-4c73-a93b-d1236ebd677e" elementFormDefault="qualified">
-    <xsd:import namespace="http://schemas.microsoft.com/office/2006/documentManagement/types"/>
-    <xsd:import namespace="http://schemas.microsoft.com/office/infopath/2007/PartnerControls"/>
-    <xsd:element name="TaxCatchAll" ma:index="23" nillable="true" ma:displayName="Taxonomy Catch All Column" ma:hidden="true" ma:list="{3f6bfcbc-3db3-4ae6-bd76-326f0798ad28}" ma:internalName="TaxCatchAll" ma:readOnly="false" ma:showField="CatchAllData" ma:web="16c05727-aa75-4e4a-9b5f-8a80a1165891">
-      <xsd:complexType>
-        <xsd:complexContent>
-          <xsd:extension base="dms:MultiChoiceLookup">
-            <xsd:sequence>
-              <xsd:element name="Value" type="dms:Lookup" maxOccurs="unbounded" minOccurs="0" nillable="true"/>
-            </xsd:sequence>
-          </xsd:extension>
-        </xsd:complexContent>
-      </xsd:complexType>
-    </xsd:element>
-  </xsd:schema>
-  <xsd:schema xmlns="http://schemas.openxmlformats.org/package/2006/metadata/core-properties" xmlns:xsd="http://www.w3.org/2001/XMLSchema" xmlns:xsi="http://www.w3.org/2001/XMLSchema-instance" xmlns:dc="http://purl.org/dc/elements/1.1/" xmlns:dcterms="http://purl.org/dc/terms/" xmlns:odoc="http://schemas.microsoft.com/internal/obd" targetNamespace="http://schemas.openxmlformats.org/package/2006/metadata/core-properties" elementFormDefault="qualified" attributeFormDefault="unqualified" blockDefault="#all">
-    <xsd:import namespace="http://purl.org/dc/elements/1.1/" schemaLocation="http://dublincore.org/schemas/xmls/qdc/2003/04/02/dc.xsd"/>
-    <xsd:import namespace="http://purl.org/dc/terms/" schemaLocation="http://dublincore.org/schemas/xmls/qdc/2003/04/02/dcterms.xsd"/>
-    <xsd:element name="coreProperties" type="CT_coreProperties"/>
-    <xsd:complexType name="CT_coreProperties">
-      <xsd:all>
-        <xsd:element ref="dc:creator" minOccurs="0" maxOccurs="1"/>
-        <xsd:element ref="dcterms:created" minOccurs="0" maxOccurs="1"/>
-        <xsd:element ref="dc:identifier" minOccurs="0" maxOccurs="1"/>
-        <xsd:element name="contentType" minOccurs="0" maxOccurs="1" type="xsd:string" ma:displayName="Content Type"/>
-        <xsd:element ref="dc:title" minOccurs="0" maxOccurs="1" ma:index="1" ma:displayName="Title"/>
-        <xsd:element ref="dc:subject" minOccurs="0" maxOccurs="1"/>
-        <xsd:element ref="dc:description" minOccurs="0" maxOccurs="1"/>
-        <xsd:element name="keywords" minOccurs="0" maxOccurs="1" type="xsd:string"/>
-        <xsd:element ref="dc:language" minOccurs="0" maxOccurs="1"/>
-        <xsd:element name="category" minOccurs="0" maxOccurs="1" type="xsd:string"/>
-        <xsd:element name="version" minOccurs="0" maxOccurs="1" type="xsd:string"/>
-        <xsd:element name="revision" minOccurs="0" maxOccurs="1" type="xsd:string">
-          <xsd:annotation>
-            <xsd:documentation>
-                        This value indicates the number of saves or revisions. The application is responsible for updating this value after each revision.
-                    </xsd:documentation>
-          </xsd:annotation>
-        </xsd:element>
-        <xsd:element name="lastModifiedBy" minOccurs="0" maxOccurs="1" type="xsd:string"/>
-        <xsd:element ref="dcterms:modified" minOccurs="0" maxOccurs="1"/>
-        <xsd:element name="contentStatus" minOccurs="0" maxOccurs="1" type="xsd:string"/>
-      </xsd:all>
-    </xsd:complexType>
-  </xsd:schema>
-  <xs:schema xmlns:pc="http://schemas.microsoft.com/office/infopath/2007/PartnerControls" xmlns:xs="http://www.w3.org/2001/XMLSchema" targetNamespace="http://schemas.microsoft.com/office/infopath/2007/PartnerControls" elementFormDefault="qualified" attributeFormDefault="unqualified">
-    <xs:element name="Person">
-      <xs:complexType>
-        <xs:sequence>
-          <xs:element ref="pc:DisplayName" minOccurs="0"/>
-          <xs:element ref="pc:AccountId" minOccurs="0"/>
-          <xs:element ref="pc:AccountType" minOccurs="0"/>
-        </xs:sequence>
-      </xs:complexType>
-    </xs:element>
-    <xs:element name="DisplayName" type="xs:string"/>
-    <xs:element name="AccountId" type="xs:string"/>
-    <xs:element name="AccountType" type="xs:string"/>
-    <xs:element name="BDCAssociatedEntity">
-      <xs:complexType>
-        <xs:sequence>
-          <xs:element ref="pc:BDCEntity" minOccurs="0" maxOccurs="unbounded"/>
-        </xs:sequence>
-        <xs:attribute ref="pc:EntityNamespace"/>
-        <xs:attribute ref="pc:EntityName"/>
-        <xs:attribute ref="pc:SystemInstanceName"/>
-        <xs:attribute ref="pc:AssociationName"/>
-      </xs:complexType>
-    </xs:element>
-    <xs:attribute name="EntityNamespace" type="xs:string"/>
-    <xs:attribute name="EntityName" type="xs:string"/>
-    <xs:attribute name="SystemInstanceName" type="xs:string"/>
-    <xs:attribute name="AssociationName" type="xs:string"/>
-    <xs:element name="BDCEntity">
-      <xs:complexType>
-        <xs:sequence>
-          <xs:element ref="pc:EntityDisplayName" minOccurs="0"/>
-          <xs:element ref="pc:EntityInstanceReference" minOccurs="0"/>
-          <xs:element ref="pc:EntityId1" minOccurs="0"/>
-          <xs:element ref="pc:EntityId2" minOccurs="0"/>
-          <xs:element ref="pc:EntityId3" minOccurs="0"/>
-          <xs:element ref="pc:EntityId4" minOccurs="0"/>
-          <xs:element ref="pc:EntityId5" minOccurs="0"/>
-        </xs:sequence>
-      </xs:complexType>
-    </xs:element>
-    <xs:element name="EntityDisplayName" type="xs:string"/>
-    <xs:element name="EntityInstanceReference" type="xs:string"/>
-    <xs:element name="EntityId1" type="xs:string"/>
-    <xs:element name="EntityId2" type="xs:string"/>
-    <xs:element name="EntityId3" type="xs:string"/>
-    <xs:element name="EntityId4" type="xs:string"/>
-    <xs:element name="EntityId5" type="xs:string"/>
-    <xs:element name="Terms">
-      <xs:complexType>
-        <xs:sequence>
-          <xs:element ref="pc:TermInfo" minOccurs="0" maxOccurs="unbounded"/>
-        </xs:sequence>
-      </xs:complexType>
-    </xs:element>
-    <xs:element name="TermInfo">
-      <xs:complexType>
-        <xs:sequence>
-          <xs:element ref="pc:TermName" minOccurs="0"/>
-          <xs:element ref="pc:TermId" minOccurs="0"/>
-        </xs:sequence>
-      </xs:complexType>
-    </xs:element>
-    <xs:element name="TermName" type="xs:string"/>
-    <xs:element name="TermId" type="xs:string"/>
-  </xs:schema>
-</ct:contentTypeSchema>
-</file>
-
-<file path=customXml/itemProps13.xml><?xml version="1.0" encoding="utf-8"?>
-<ds:datastoreItem xmlns:ds="http://schemas.openxmlformats.org/officeDocument/2006/customXml" ds:itemID="{55AF091B-3C7A-41E3-B477-F2FDAA23CFDA}">
-  <ds:schemaRefs>
-    <ds:schemaRef ds:uri="http://schemas.microsoft.com/office/2006/coverPageProps"/>
-  </ds:schemaRefs>
-</ds:datastoreItem>
-</file>
-
-<file path=customXml/itemProps22.xml><?xml version="1.0" encoding="utf-8"?>
-<ds:datastoreItem xmlns:ds="http://schemas.openxmlformats.org/officeDocument/2006/customXml" ds:itemID="{E6300418-D06B-4E8A-8105-6A1403A9F6BD}">
-  <ds:schemaRefs>
-    <ds:schemaRef ds:uri="http://schemas.microsoft.com/office/2006/metadata/properties"/>
-    <ds:schemaRef ds:uri="http://schemas.microsoft.com/office/infopath/2007/PartnerControls"/>
-    <ds:schemaRef ds:uri="http://schemas.microsoft.com/sharepoint/v3"/>
-    <ds:schemaRef ds:uri="71af3243-3dd4-4a8d-8c0d-dd76da1f02a5"/>
-    <ds:schemaRef ds:uri="230e9df3-be65-4c73-a93b-d1236ebd677e"/>
-  </ds:schemaRefs>
-</ds:datastoreItem>
-</file>
-
-<file path=customXml/itemProps31.xml><?xml version="1.0" encoding="utf-8"?>
-<ds:datastoreItem xmlns:ds="http://schemas.openxmlformats.org/officeDocument/2006/customXml" ds:itemID="{1FFBF0F5-3C1C-449E-95F9-4F907408B027}">
-  <ds:schemaRefs>
-    <ds:schemaRef ds:uri="http://schemas.microsoft.com/sharepoint/v3/contenttype/forms"/>
-  </ds:schemaRefs>
-</ds:datastoreItem>
-</file>
-
-<file path=customXml/itemProps45.xml><?xml version="1.0" encoding="utf-8"?>
-<ds:datastoreItem xmlns:ds="http://schemas.openxmlformats.org/officeDocument/2006/customXml" ds:itemID="{EEF35215-C096-4561-ACDF-A118464CC51D}">
-  <ds:schemaRefs>
-    <ds:schemaRef ds:uri="http://schemas.openxmlformats.org/officeDocument/2006/bibliography"/>
-  </ds:schemaRefs>
-</ds:datastoreItem>
-</file>
-
-<file path=customXml/itemProps54.xml><?xml version="1.0" encoding="utf-8"?>
-<ds:datastoreItem xmlns:ds="http://schemas.openxmlformats.org/officeDocument/2006/customXml" ds:itemID="{85637364-A479-4EC2-8A2D-9CE3DC6DB48A}"/>
-</file>
-
 <file path=docMetadata/LabelInfo.xml><?xml version="1.0" encoding="utf-8"?>
 <clbl:labelList xmlns:clbl="http://schemas.microsoft.com/office/2020/mipLabelMetadata"/>
 </file>